--- a/out/peds-cv-brokamp.docx
+++ b/out/peds-cv-brokamp.docx
@@ -9000,6 +9000,18 @@
       </w:pPr>
       <w:r>
         <w:t xml:space="preserve">January 2026: NIH 2026/01 ZRG1 SCIL-Q(40)P</w:t>
+      </w:r>
+    </w:p>
+    <w:p>
+      <w:pPr>
+        <w:pStyle w:val="Compact"/>
+        <w:numPr>
+          <w:ilvl w:val="1"/>
+          <w:numId w:val="1021"/>
+        </w:numPr>
+      </w:pPr>
+      <w:r>
+        <w:t xml:space="preserve">April 2026: NIH 2026/05 ZRG1 MCST-J(56)R</w:t>
       </w:r>
     </w:p>
     <w:p>
@@ -9485,7 +9497,7 @@
         <w:pStyle w:val="BodyText"/>
       </w:pPr>
       <w:r>
-        <w:t xml:space="preserve">Date of Preparation: 2026-02-03</w:t>
+        <w:t xml:space="preserve">Date of Preparation: 2026-03-02</w:t>
       </w:r>
     </w:p>
     <w:bookmarkEnd w:id="58"/>

--- a/out/peds-cv-brokamp.docx
+++ b/out/peds-cv-brokamp.docx
@@ -5242,6 +5242,38 @@
           <w:iCs/>
         </w:rPr>
         <w:t xml:space="preserve">Atmospheric Environment: X</w:t>
+      </w:r>
+      <w:r>
+        <w:t xml:space="preserve">. In Press. 2026.</w:t>
+      </w:r>
+    </w:p>
+    <w:p>
+      <w:pPr>
+        <w:pStyle w:val="Compact"/>
+        <w:numPr>
+          <w:ilvl w:val="0"/>
+          <w:numId w:val="1008"/>
+        </w:numPr>
+      </w:pPr>
+      <w:r>
+        <w:rPr>
+          <w:b/>
+          <w:bCs/>
+        </w:rPr>
+        <w:t xml:space="preserve">Cole Brokamp</w:t>
+      </w:r>
+      <w:r>
+        <w:t xml:space="preserve">, Carson Hartlage, Tiffany Mattingly, Pierce Kuhnell, Andrew Vancil, Andrew Beck, David Hartley. Building Enhanced Public Health Data Systems: A Situational Awareness and Learning Tool (SALT).</w:t>
+      </w:r>
+      <w:r>
+        <w:t xml:space="preserve"> </w:t>
+      </w:r>
+      <w:r>
+        <w:rPr>
+          <w:i/>
+          <w:iCs/>
+        </w:rPr>
+        <w:t xml:space="preserve">Online Journal of Public Health Informatics</w:t>
       </w:r>
       <w:r>
         <w:t xml:space="preserve">. In Press. 2026.</w:t>
@@ -9497,7 +9529,7 @@
         <w:pStyle w:val="BodyText"/>
       </w:pPr>
       <w:r>
-        <w:t xml:space="preserve">Date of Preparation: 2026-03-02</w:t>
+        <w:t xml:space="preserve">Date of Preparation: 2026-03-05</w:t>
       </w:r>
     </w:p>
     <w:bookmarkEnd w:id="58"/>

--- a/out/peds-cv-brokamp.docx
+++ b/out/peds-cv-brokamp.docx
@@ -5274,6 +5274,82 @@
           <w:iCs/>
         </w:rPr>
         <w:t xml:space="preserve">Online Journal of Public Health Informatics</w:t>
+      </w:r>
+      <w:r>
+        <w:t xml:space="preserve">. In Press. 2026.</w:t>
+      </w:r>
+    </w:p>
+    <w:p>
+      <w:pPr>
+        <w:pStyle w:val="Compact"/>
+        <w:numPr>
+          <w:ilvl w:val="0"/>
+          <w:numId w:val="1008"/>
+        </w:numPr>
+      </w:pPr>
+      <w:r>
+        <w:t xml:space="preserve">Carson Hartlage, Erika Rasnick Manning,</w:t>
+      </w:r>
+      <w:r>
+        <w:t xml:space="preserve"> </w:t>
+      </w:r>
+      <w:r>
+        <w:rPr>
+          <w:b/>
+          <w:bCs/>
+        </w:rPr>
+        <w:t xml:space="preserve">Cole Brokamp</w:t>
+      </w:r>
+      <w:r>
+        <w:t xml:space="preserve">. Evaluating Linkage Approaches for Address-Level Socioenvironmental Exposure Assessment.</w:t>
+      </w:r>
+      <w:r>
+        <w:t xml:space="preserve"> </w:t>
+      </w:r>
+      <w:r>
+        <w:rPr>
+          <w:i/>
+          <w:iCs/>
+        </w:rPr>
+        <w:t xml:space="preserve">AMIA Summits on Translational Science Proceedings</w:t>
+      </w:r>
+      <w:r>
+        <w:t xml:space="preserve">. In Press. 2026.</w:t>
+      </w:r>
+    </w:p>
+    <w:p>
+      <w:pPr>
+        <w:pStyle w:val="Compact"/>
+        <w:numPr>
+          <w:ilvl w:val="0"/>
+          <w:numId w:val="1008"/>
+        </w:numPr>
+      </w:pPr>
+      <w:r>
+        <w:t xml:space="preserve">Carson Hartlage, Qing Duan, Erika Rasnick Manning, Judith Dexheimer, Andrew Beck,</w:t>
+      </w:r>
+      <w:r>
+        <w:t xml:space="preserve"> </w:t>
+      </w:r>
+      <w:r>
+        <w:rPr>
+          <w:b/>
+          <w:bCs/>
+        </w:rPr>
+        <w:t xml:space="preserve">Cole Brokamp</w:t>
+      </w:r>
+      <w:r>
+        <w:t xml:space="preserve">. Precision risk assessment for pediatric hospitalization using address-level data in Cincinnati, Ohio.</w:t>
+      </w:r>
+      <w:r>
+        <w:t xml:space="preserve"> </w:t>
+      </w:r>
+      <w:r>
+        <w:rPr>
+          <w:i/>
+          <w:iCs/>
+        </w:rPr>
+        <w:t xml:space="preserve">Journal of Clinical and Translational Science</w:t>
       </w:r>
       <w:r>
         <w:t xml:space="preserve">. In Press. 2026.</w:t>
@@ -9529,7 +9605,7 @@
         <w:pStyle w:val="BodyText"/>
       </w:pPr>
       <w:r>
-        <w:t xml:space="preserve">Date of Preparation: 2026-03-05</w:t>
+        <w:t xml:space="preserve">Date of Preparation: 2026-03-19</w:t>
       </w:r>
     </w:p>
     <w:bookmarkEnd w:id="58"/>

--- a/out/peds-cv-brokamp.docx
+++ b/out/peds-cv-brokamp.docx
@@ -5350,6 +5350,44 @@
           <w:iCs/>
         </w:rPr>
         <w:t xml:space="preserve">Journal of Clinical and Translational Science</w:t>
+      </w:r>
+      <w:r>
+        <w:t xml:space="preserve">. In Press. 2026.</w:t>
+      </w:r>
+    </w:p>
+    <w:p>
+      <w:pPr>
+        <w:pStyle w:val="Compact"/>
+        <w:numPr>
+          <w:ilvl w:val="0"/>
+          <w:numId w:val="1008"/>
+        </w:numPr>
+      </w:pPr>
+      <w:r>
+        <w:t xml:space="preserve">Stefany Lazieh, Jonathan Wang, Mohammed Ullah,</w:t>
+      </w:r>
+      <w:r>
+        <w:t xml:space="preserve"> </w:t>
+      </w:r>
+      <w:r>
+        <w:rPr>
+          <w:b/>
+          <w:bCs/>
+        </w:rPr>
+        <w:t xml:space="preserve">Cole Brokamp</w:t>
+      </w:r>
+      <w:r>
+        <w:t xml:space="preserve">, Andrew Lane, Nyall London, Nickolas Rowan, Wojciech Mydlarz, Murugappan Ramanathan. Association Between Chronic Ambient Fine Particulate Matter and Recurrence Risk in Sinonasal Inverted Papilloma.</w:t>
+      </w:r>
+      <w:r>
+        <w:t xml:space="preserve"> </w:t>
+      </w:r>
+      <w:r>
+        <w:rPr>
+          <w:i/>
+          <w:iCs/>
+        </w:rPr>
+        <w:t xml:space="preserve">Int Forum Allergy Rhinol</w:t>
       </w:r>
       <w:r>
         <w:t xml:space="preserve">. In Press. 2026.</w:t>
@@ -9605,7 +9643,7 @@
         <w:pStyle w:val="BodyText"/>
       </w:pPr>
       <w:r>
-        <w:t xml:space="preserve">Date of Preparation: 2026-03-19</w:t>
+        <w:t xml:space="preserve">Date of Preparation: 2026-03-23</w:t>
       </w:r>
     </w:p>
     <w:bookmarkEnd w:id="58"/>

--- a/out/peds-cv-brokamp.docx
+++ b/out/peds-cv-brokamp.docx
@@ -9181,7 +9181,7 @@
         </w:numPr>
       </w:pPr>
       <w:r>
-        <w:t xml:space="preserve">2018, 2019, 2022: International Societies of Exposure Science</w:t>
+        <w:t xml:space="preserve">2018, 2019, 2022, 2025: International Society of Exposure Science Annual Meeting</w:t>
       </w:r>
     </w:p>
     <w:p>
@@ -9193,7 +9193,7 @@
         </w:numPr>
       </w:pPr>
       <w:r>
-        <w:t xml:space="preserve">2018, 2020, 2022: International Society of Environmental Epidemiology Meeting</w:t>
+        <w:t xml:space="preserve">2018, 2020, 2022, 2026: International Society of Environmental Epidemiology Annual Meeting</w:t>
       </w:r>
     </w:p>
     <w:p>
@@ -9643,7 +9643,7 @@
         <w:pStyle w:val="BodyText"/>
       </w:pPr>
       <w:r>
-        <w:t xml:space="preserve">Date of Preparation: 2026-03-23</w:t>
+        <w:t xml:space="preserve">Date of Preparation: 2026-03-30</w:t>
       </w:r>
     </w:p>
     <w:bookmarkEnd w:id="58"/>

--- a/out/peds-cv-brokamp.docx
+++ b/out/peds-cv-brokamp.docx
@@ -5388,6 +5388,44 @@
           <w:iCs/>
         </w:rPr>
         <w:t xml:space="preserve">Int Forum Allergy Rhinol</w:t>
+      </w:r>
+      <w:r>
+        <w:t xml:space="preserve">. In Press. 2026.</w:t>
+      </w:r>
+    </w:p>
+    <w:p>
+      <w:pPr>
+        <w:pStyle w:val="Compact"/>
+        <w:numPr>
+          <w:ilvl w:val="0"/>
+          <w:numId w:val="1008"/>
+        </w:numPr>
+      </w:pPr>
+      <w:r>
+        <w:t xml:space="preserve">Abby Nerlinger,</w:t>
+      </w:r>
+      <w:r>
+        <w:t xml:space="preserve"> </w:t>
+      </w:r>
+      <w:r>
+        <w:rPr>
+          <w:b/>
+          <w:bCs/>
+        </w:rPr>
+        <w:t xml:space="preserve">Cole Brokamp</w:t>
+      </w:r>
+      <w:r>
+        <w:t xml:space="preserve">, William Swiatek, Alexander Koster, Andrew Beck. Climate Change and Pediatric Population Health Management.</w:t>
+      </w:r>
+      <w:r>
+        <w:t xml:space="preserve"> </w:t>
+      </w:r>
+      <w:r>
+        <w:rPr>
+          <w:i/>
+          <w:iCs/>
+        </w:rPr>
+        <w:t xml:space="preserve">Pediatric Clinics</w:t>
       </w:r>
       <w:r>
         <w:t xml:space="preserve">. In Press. 2026.</w:t>

--- a/out/peds-cv-brokamp.docx
+++ b/out/peds-cv-brokamp.docx
@@ -9681,7 +9681,7 @@
         <w:pStyle w:val="BodyText"/>
       </w:pPr>
       <w:r>
-        <w:t xml:space="preserve">Date of Preparation: 2026-03-30</w:t>
+        <w:t xml:space="preserve">Date of Preparation: 2026-04-01</w:t>
       </w:r>
     </w:p>
     <w:bookmarkEnd w:id="58"/>

--- a/out/peds-cv-brokamp.docx
+++ b/out/peds-cv-brokamp.docx
@@ -5426,6 +5426,44 @@
           <w:iCs/>
         </w:rPr>
         <w:t xml:space="preserve">Pediatric Clinics</w:t>
+      </w:r>
+      <w:r>
+        <w:t xml:space="preserve">. In Press. 2026.</w:t>
+      </w:r>
+    </w:p>
+    <w:p>
+      <w:pPr>
+        <w:pStyle w:val="Compact"/>
+        <w:numPr>
+          <w:ilvl w:val="0"/>
+          <w:numId w:val="1008"/>
+        </w:numPr>
+      </w:pPr>
+      <w:r>
+        <w:t xml:space="preserve">Kyung Jung, Justin Vargas, Samrie Beshah, Jeffery Burkle, Erika Manning, Sheryl Rifas-Shiman, James Quinn,</w:t>
+      </w:r>
+      <w:r>
+        <w:t xml:space="preserve"> </w:t>
+      </w:r>
+      <w:r>
+        <w:rPr>
+          <w:b/>
+          <w:bCs/>
+        </w:rPr>
+        <w:t xml:space="preserve">Cole Brokamp</w:t>
+      </w:r>
+      <w:r>
+        <w:t xml:space="preserve">, Jeanette Stingone, Julie Herbstman, Rachel Miller, Emily Oken, Patrick Ryan, James Gern, Stephanie Lovinsky-Desir. Differences in socio-demographic and environmental exposures at home vs. school in the ECHO cohort.</w:t>
+      </w:r>
+      <w:r>
+        <w:t xml:space="preserve"> </w:t>
+      </w:r>
+      <w:r>
+        <w:rPr>
+          <w:i/>
+          <w:iCs/>
+        </w:rPr>
+        <w:t xml:space="preserve">Journal of Exposure Science &amp; Environmental Epidemiology</w:t>
       </w:r>
       <w:r>
         <w:t xml:space="preserve">. In Press. 2026.</w:t>
@@ -9681,7 +9719,7 @@
         <w:pStyle w:val="BodyText"/>
       </w:pPr>
       <w:r>
-        <w:t xml:space="preserve">Date of Preparation: 2026-04-01</w:t>
+        <w:t xml:space="preserve">Date of Preparation: 2026-04-28</w:t>
       </w:r>
     </w:p>
     <w:bookmarkEnd w:id="58"/>

--- a/out/peds-cv-brokamp.docx
+++ b/out/peds-cv-brokamp.docx
@@ -5244,6 +5244,38 @@
         <w:t xml:space="preserve">Atmospheric Environment: X</w:t>
       </w:r>
       <w:r>
+        <w:t xml:space="preserve">. 29:100414. 2026.</w:t>
+      </w:r>
+    </w:p>
+    <w:p>
+      <w:pPr>
+        <w:pStyle w:val="Compact"/>
+        <w:numPr>
+          <w:ilvl w:val="0"/>
+          <w:numId w:val="1008"/>
+        </w:numPr>
+      </w:pPr>
+      <w:r>
+        <w:rPr>
+          <w:b/>
+          <w:bCs/>
+        </w:rPr>
+        <w:t xml:space="preserve">Cole Brokamp</w:t>
+      </w:r>
+      <w:r>
+        <w:t xml:space="preserve">, Carson Hartlage, Tiffany Mattingly, Pierce Kuhnell, Andrew Vancil, Andrew Beck, David Hartley. Building Enhanced Public Health Data Systems: A Situational Awareness and Learning Tool (SALT).</w:t>
+      </w:r>
+      <w:r>
+        <w:t xml:space="preserve"> </w:t>
+      </w:r>
+      <w:r>
+        <w:rPr>
+          <w:i/>
+          <w:iCs/>
+        </w:rPr>
+        <w:t xml:space="preserve">Online Journal of Public Health Informatics</w:t>
+      </w:r>
+      <w:r>
         <w:t xml:space="preserve">. In Press. 2026.</w:t>
       </w:r>
     </w:p>
@@ -5256,24 +5288,30 @@
         </w:numPr>
       </w:pPr>
       <w:r>
-        <w:rPr>
-          <w:b/>
-          <w:bCs/>
-        </w:rPr>
-        <w:t xml:space="preserve">Cole Brokamp</w:t>
-      </w:r>
-      <w:r>
-        <w:t xml:space="preserve">, Carson Hartlage, Tiffany Mattingly, Pierce Kuhnell, Andrew Vancil, Andrew Beck, David Hartley. Building Enhanced Public Health Data Systems: A Situational Awareness and Learning Tool (SALT).</w:t>
-      </w:r>
-      <w:r>
-        <w:t xml:space="preserve"> </w:t>
-      </w:r>
-      <w:r>
-        <w:rPr>
-          <w:i/>
-          <w:iCs/>
-        </w:rPr>
-        <w:t xml:space="preserve">Online Journal of Public Health Informatics</w:t>
+        <w:t xml:space="preserve">Carson Hartlage, Erika Rasnick Manning,</w:t>
+      </w:r>
+      <w:r>
+        <w:t xml:space="preserve"> </w:t>
+      </w:r>
+      <w:r>
+        <w:rPr>
+          <w:b/>
+          <w:bCs/>
+        </w:rPr>
+        <w:t xml:space="preserve">Cole Brokamp</w:t>
+      </w:r>
+      <w:r>
+        <w:t xml:space="preserve">. Evaluating Linkage Approaches for Address-Level Socioenvironmental Exposure Assessment.</w:t>
+      </w:r>
+      <w:r>
+        <w:t xml:space="preserve"> </w:t>
+      </w:r>
+      <w:r>
+        <w:rPr>
+          <w:i/>
+          <w:iCs/>
+        </w:rPr>
+        <w:t xml:space="preserve">AMIA Summits on Translational Science Proceedings</w:t>
       </w:r>
       <w:r>
         <w:t xml:space="preserve">. In Press. 2026.</w:t>
@@ -5288,30 +5326,30 @@
         </w:numPr>
       </w:pPr>
       <w:r>
-        <w:t xml:space="preserve">Carson Hartlage, Erika Rasnick Manning,</w:t>
-      </w:r>
-      <w:r>
-        <w:t xml:space="preserve"> </w:t>
-      </w:r>
-      <w:r>
-        <w:rPr>
-          <w:b/>
-          <w:bCs/>
-        </w:rPr>
-        <w:t xml:space="preserve">Cole Brokamp</w:t>
-      </w:r>
-      <w:r>
-        <w:t xml:space="preserve">. Evaluating Linkage Approaches for Address-Level Socioenvironmental Exposure Assessment.</w:t>
-      </w:r>
-      <w:r>
-        <w:t xml:space="preserve"> </w:t>
-      </w:r>
-      <w:r>
-        <w:rPr>
-          <w:i/>
-          <w:iCs/>
-        </w:rPr>
-        <w:t xml:space="preserve">AMIA Summits on Translational Science Proceedings</w:t>
+        <w:t xml:space="preserve">Carson Hartlage, Qing Duan, Erika Rasnick Manning, Judith Dexheimer, Andrew Beck,</w:t>
+      </w:r>
+      <w:r>
+        <w:t xml:space="preserve"> </w:t>
+      </w:r>
+      <w:r>
+        <w:rPr>
+          <w:b/>
+          <w:bCs/>
+        </w:rPr>
+        <w:t xml:space="preserve">Cole Brokamp</w:t>
+      </w:r>
+      <w:r>
+        <w:t xml:space="preserve">. Precision risk assessment for pediatric hospitalization using address-level data in Cincinnati, Ohio.</w:t>
+      </w:r>
+      <w:r>
+        <w:t xml:space="preserve"> </w:t>
+      </w:r>
+      <w:r>
+        <w:rPr>
+          <w:i/>
+          <w:iCs/>
+        </w:rPr>
+        <w:t xml:space="preserve">Journal of Clinical and Translational Science</w:t>
       </w:r>
       <w:r>
         <w:t xml:space="preserve">. In Press. 2026.</w:t>
@@ -5326,30 +5364,30 @@
         </w:numPr>
       </w:pPr>
       <w:r>
-        <w:t xml:space="preserve">Carson Hartlage, Qing Duan, Erika Rasnick Manning, Judith Dexheimer, Andrew Beck,</w:t>
-      </w:r>
-      <w:r>
-        <w:t xml:space="preserve"> </w:t>
-      </w:r>
-      <w:r>
-        <w:rPr>
-          <w:b/>
-          <w:bCs/>
-        </w:rPr>
-        <w:t xml:space="preserve">Cole Brokamp</w:t>
-      </w:r>
-      <w:r>
-        <w:t xml:space="preserve">. Precision risk assessment for pediatric hospitalization using address-level data in Cincinnati, Ohio.</w:t>
-      </w:r>
-      <w:r>
-        <w:t xml:space="preserve"> </w:t>
-      </w:r>
-      <w:r>
-        <w:rPr>
-          <w:i/>
-          <w:iCs/>
-        </w:rPr>
-        <w:t xml:space="preserve">Journal of Clinical and Translational Science</w:t>
+        <w:t xml:space="preserve">Stefany Lazieh, Jonathan Wang, Mohammed Ullah,</w:t>
+      </w:r>
+      <w:r>
+        <w:t xml:space="preserve"> </w:t>
+      </w:r>
+      <w:r>
+        <w:rPr>
+          <w:b/>
+          <w:bCs/>
+        </w:rPr>
+        <w:t xml:space="preserve">Cole Brokamp</w:t>
+      </w:r>
+      <w:r>
+        <w:t xml:space="preserve">, Andrew Lane, Nyall London, Nickolas Rowan, Wojciech Mydlarz, Murugappan Ramanathan. Association Between Chronic Ambient Fine Particulate Matter and Recurrence Risk in Sinonasal Inverted Papilloma.</w:t>
+      </w:r>
+      <w:r>
+        <w:t xml:space="preserve"> </w:t>
+      </w:r>
+      <w:r>
+        <w:rPr>
+          <w:i/>
+          <w:iCs/>
+        </w:rPr>
+        <w:t xml:space="preserve">Int Forum Allergy Rhinol</w:t>
       </w:r>
       <w:r>
         <w:t xml:space="preserve">. In Press. 2026.</w:t>
@@ -5364,30 +5402,30 @@
         </w:numPr>
       </w:pPr>
       <w:r>
-        <w:t xml:space="preserve">Stefany Lazieh, Jonathan Wang, Mohammed Ullah,</w:t>
-      </w:r>
-      <w:r>
-        <w:t xml:space="preserve"> </w:t>
-      </w:r>
-      <w:r>
-        <w:rPr>
-          <w:b/>
-          <w:bCs/>
-        </w:rPr>
-        <w:t xml:space="preserve">Cole Brokamp</w:t>
-      </w:r>
-      <w:r>
-        <w:t xml:space="preserve">, Andrew Lane, Nyall London, Nickolas Rowan, Wojciech Mydlarz, Murugappan Ramanathan. Association Between Chronic Ambient Fine Particulate Matter and Recurrence Risk in Sinonasal Inverted Papilloma.</w:t>
-      </w:r>
-      <w:r>
-        <w:t xml:space="preserve"> </w:t>
-      </w:r>
-      <w:r>
-        <w:rPr>
-          <w:i/>
-          <w:iCs/>
-        </w:rPr>
-        <w:t xml:space="preserve">Int Forum Allergy Rhinol</w:t>
+        <w:t xml:space="preserve">Abby Nerlinger,</w:t>
+      </w:r>
+      <w:r>
+        <w:t xml:space="preserve"> </w:t>
+      </w:r>
+      <w:r>
+        <w:rPr>
+          <w:b/>
+          <w:bCs/>
+        </w:rPr>
+        <w:t xml:space="preserve">Cole Brokamp</w:t>
+      </w:r>
+      <w:r>
+        <w:t xml:space="preserve">, William Swiatek, Alexander Koster, Andrew Beck. Climate Change and Pediatric Population Health Management.</w:t>
+      </w:r>
+      <w:r>
+        <w:t xml:space="preserve"> </w:t>
+      </w:r>
+      <w:r>
+        <w:rPr>
+          <w:i/>
+          <w:iCs/>
+        </w:rPr>
+        <w:t xml:space="preserve">Pediatric Clinics</w:t>
       </w:r>
       <w:r>
         <w:t xml:space="preserve">. In Press. 2026.</w:t>
@@ -5402,30 +5440,30 @@
         </w:numPr>
       </w:pPr>
       <w:r>
-        <w:t xml:space="preserve">Abby Nerlinger,</w:t>
-      </w:r>
-      <w:r>
-        <w:t xml:space="preserve"> </w:t>
-      </w:r>
-      <w:r>
-        <w:rPr>
-          <w:b/>
-          <w:bCs/>
-        </w:rPr>
-        <w:t xml:space="preserve">Cole Brokamp</w:t>
-      </w:r>
-      <w:r>
-        <w:t xml:space="preserve">, William Swiatek, Alexander Koster, Andrew Beck. Climate Change and Pediatric Population Health Management.</w:t>
-      </w:r>
-      <w:r>
-        <w:t xml:space="preserve"> </w:t>
-      </w:r>
-      <w:r>
-        <w:rPr>
-          <w:i/>
-          <w:iCs/>
-        </w:rPr>
-        <w:t xml:space="preserve">Pediatric Clinics</w:t>
+        <w:t xml:space="preserve">Kyung Jung, Justin Vargas, Samrie Beshah, Jeffery Burkle, Erika Manning, Sheryl Rifas-Shiman, James Quinn,</w:t>
+      </w:r>
+      <w:r>
+        <w:t xml:space="preserve"> </w:t>
+      </w:r>
+      <w:r>
+        <w:rPr>
+          <w:b/>
+          <w:bCs/>
+        </w:rPr>
+        <w:t xml:space="preserve">Cole Brokamp</w:t>
+      </w:r>
+      <w:r>
+        <w:t xml:space="preserve">, Jeanette Stingone, Julie Herbstman, Rachel Miller, Emily Oken, Patrick Ryan, James Gern, Stephanie Lovinsky-Desir. Differences in socio-demographic and environmental exposures at home vs. school in the ECHO cohort.</w:t>
+      </w:r>
+      <w:r>
+        <w:t xml:space="preserve"> </w:t>
+      </w:r>
+      <w:r>
+        <w:rPr>
+          <w:i/>
+          <w:iCs/>
+        </w:rPr>
+        <w:t xml:space="preserve">Journal of Exposure Science &amp; Environmental Epidemiology</w:t>
       </w:r>
       <w:r>
         <w:t xml:space="preserve">. In Press. 2026.</w:t>
@@ -5440,30 +5478,30 @@
         </w:numPr>
       </w:pPr>
       <w:r>
-        <w:t xml:space="preserve">Kyung Jung, Justin Vargas, Samrie Beshah, Jeffery Burkle, Erika Manning, Sheryl Rifas-Shiman, James Quinn,</w:t>
-      </w:r>
-      <w:r>
-        <w:t xml:space="preserve"> </w:t>
-      </w:r>
-      <w:r>
-        <w:rPr>
-          <w:b/>
-          <w:bCs/>
-        </w:rPr>
-        <w:t xml:space="preserve">Cole Brokamp</w:t>
-      </w:r>
-      <w:r>
-        <w:t xml:space="preserve">, Jeanette Stingone, Julie Herbstman, Rachel Miller, Emily Oken, Patrick Ryan, James Gern, Stephanie Lovinsky-Desir. Differences in socio-demographic and environmental exposures at home vs. school in the ECHO cohort.</w:t>
-      </w:r>
-      <w:r>
-        <w:t xml:space="preserve"> </w:t>
-      </w:r>
-      <w:r>
-        <w:rPr>
-          <w:i/>
-          <w:iCs/>
-        </w:rPr>
-        <w:t xml:space="preserve">Journal of Exposure Science &amp; Environmental Epidemiology</w:t>
+        <w:t xml:space="preserve">Eric Lee, Sanghyun Choo, Dakotah Maguire, Abhishek Shivanna, Daniel Santel, Surbhi Bhatnagar, Ian Goethert, Kelly Patterson, Jay Gholap, Heidi Hanson, Mayanka Chandrashekar, Robert Ammerman, John Pestian, Tracy Glauser,</w:t>
+      </w:r>
+      <w:r>
+        <w:t xml:space="preserve"> </w:t>
+      </w:r>
+      <w:r>
+        <w:rPr>
+          <w:b/>
+          <w:bCs/>
+        </w:rPr>
+        <w:t xml:space="preserve">Cole Brokamp</w:t>
+      </w:r>
+      <w:r>
+        <w:t xml:space="preserve">, Jeffrey Strawn, Anuj Kapadia, Greeshma Agasthya. Comparing Machine and Deep Learning MOdels for Pediatric Anxiety Classification using Structured EHRs and Area-based Measures of Health Data.</w:t>
+      </w:r>
+      <w:r>
+        <w:t xml:space="preserve"> </w:t>
+      </w:r>
+      <w:r>
+        <w:rPr>
+          <w:i/>
+          <w:iCs/>
+        </w:rPr>
+        <w:t xml:space="preserve">PLOS ONE</w:t>
       </w:r>
       <w:r>
         <w:t xml:space="preserve">. In Press. 2026.</w:t>
@@ -9719,7 +9757,7 @@
         <w:pStyle w:val="BodyText"/>
       </w:pPr>
       <w:r>
-        <w:t xml:space="preserve">Date of Preparation: 2026-04-28</w:t>
+        <w:t xml:space="preserve">Date of Preparation: 2026-04-29</w:t>
       </w:r>
     </w:p>
     <w:bookmarkEnd w:id="58"/>

--- a/out/peds-cv-brokamp.docx
+++ b/out/peds-cv-brokamp.docx
@@ -6848,6 +6848,27 @@
     <w:p>
       <w:pPr>
         <w:pStyle w:val="FirstParagraph"/>
+      </w:pPr>
+      <w:r>
+        <w:t xml:space="preserve">The Impact of Home Repairs and Services for Low-Income Homeowners on Pediatric Health Outcomes in Cincinnati, OH.</w:t>
+      </w:r>
+      <w:r>
+        <w:t xml:space="preserve"> </w:t>
+      </w:r>
+      <w:r>
+        <w:rPr>
+          <w:i/>
+          <w:iCs/>
+        </w:rPr>
+        <w:t xml:space="preserve">Ohio Health Homes Network Annual Meeting</w:t>
+      </w:r>
+      <w:r>
+        <w:t xml:space="preserve">. Columbus, OH. 2026</w:t>
+      </w:r>
+    </w:p>
+    <w:p>
+      <w:pPr>
+        <w:pStyle w:val="BodyText"/>
       </w:pPr>
       <w:r>
         <w:t xml:space="preserve">Psychiatric Exacerbations and Acute Stressors: Extreme Weather.</w:t>
@@ -9757,7 +9778,7 @@
         <w:pStyle w:val="BodyText"/>
       </w:pPr>
       <w:r>
-        <w:t xml:space="preserve">Date of Preparation: 2026-04-29</w:t>
+        <w:t xml:space="preserve">Date of Preparation: 2026-05-01</w:t>
       </w:r>
     </w:p>
     <w:bookmarkEnd w:id="58"/>

--- a/out/peds-cv-brokamp.docx
+++ b/out/peds-cv-brokamp.docx
@@ -1592,7 +1592,7 @@
         <w:t xml:space="preserve">Pediatric Allergy, Immunology, and Pulmonology</w:t>
       </w:r>
       <w:r>
-        <w:t xml:space="preserve">. . 2016.</w:t>
+        <w:t xml:space="preserve">. 30(1):31-38. 2016.</w:t>
       </w:r>
     </w:p>
     <w:p>
@@ -1843,7 +1843,7 @@
           <w:i/>
           <w:iCs/>
         </w:rPr>
-        <w:t xml:space="preserve">American Journal of Respiratory And Critical Care Medicine</w:t>
+        <w:t xml:space="preserve">American Journal of Respiratory and Critical Care Medicine</w:t>
       </w:r>
       <w:r>
         <w:t xml:space="preserve">. 196(4); 471-478. 2017.</w:t>
@@ -1973,7 +1973,7 @@
         <w:t xml:space="preserve">Cole Brokamp</w:t>
       </w:r>
       <w:r>
-        <w:t xml:space="preserve">, Rachel Mantyla, Bradley DePaoli, Richard Ruddy, Samir S. Shah, Lilliam Ambroggio. Validation of the IDSA/PIDS Severity Criteria in Children with Community-Acquired Pneumonia.</w:t>
+        <w:t xml:space="preserve">, Rachel Mantyla, Bradley DePaoli, Richard Ruddy, Samir S. Shah, Lilliam Ambroggio. Validation of the Pediatric Infectious Diseases Society-Infectious Diseases Society of America Severity Criteria in Children With Community-Acquired Pneumonia.</w:t>
       </w:r>
       <w:r>
         <w:t xml:space="preserve"> </w:t>
@@ -1986,7 +1986,7 @@
         <w:t xml:space="preserve">Clinical Infectious Diseases</w:t>
       </w:r>
       <w:r>
-        <w:t xml:space="preserve">. ciy031; 1-29. 2018.</w:t>
+        <w:t xml:space="preserve">. 67(1):112-119. 2018.</w:t>
       </w:r>
     </w:p>
     <w:p>
@@ -2011,7 +2011,7 @@
         <w:t xml:space="preserve">Cole Brokamp</w:t>
       </w:r>
       <w:r>
-        <w:t xml:space="preserve">, Robert S. Kahn. Toward a Culture of Health in Hospitals: Pervasive population disparities in inpatient bed-day rates across conditions and subspecialties.</w:t>
+        <w:t xml:space="preserve">, Robert S. Kahn. Pervasive Income-Based Disparities In Inpatient Bed-Day Rates Across Conditions And Subspecialties.</w:t>
       </w:r>
       <w:r>
         <w:t xml:space="preserve"> </w:t>
@@ -2094,7 +2094,7 @@
         <w:t xml:space="preserve">Prehospital Emergency Care</w:t>
       </w:r>
       <w:r>
-        <w:t xml:space="preserve">. Online. 2018.</w:t>
+        <w:t xml:space="preserve">. 23(2):225-232. 2018.</w:t>
       </w:r>
     </w:p>
     <w:p>
@@ -2164,7 +2164,7 @@
         <w:t xml:space="preserve">Journal of Open Source Software</w:t>
       </w:r>
       <w:r>
-        <w:t xml:space="preserve">. Online. 2018.</w:t>
+        <w:t xml:space="preserve">. 3(30):812. 2018.</w:t>
       </w:r>
     </w:p>
     <w:p>
@@ -2189,7 +2189,7 @@
         <w:t xml:space="preserve">Cole Brokamp</w:t>
       </w:r>
       <w:r>
-        <w:t xml:space="preserve">. Residential Greenspace Is Associated with Childhood Behavioral Outcomes.</w:t>
+        <w:t xml:space="preserve">. Residential Greenspace Association with Childhood Behavioral Outcomes.</w:t>
       </w:r>
       <w:r>
         <w:t xml:space="preserve"> </w:t>
@@ -2202,7 +2202,7 @@
         <w:t xml:space="preserve">Journal of Pediatrics</w:t>
       </w:r>
       <w:r>
-        <w:t xml:space="preserve">. . 2018.</w:t>
+        <w:t xml:space="preserve">. 207:233-240. 2019.</w:t>
       </w:r>
     </w:p>
     <w:p>
@@ -2234,7 +2234,7 @@
         <w:t xml:space="preserve">Annals of Epidemiology</w:t>
       </w:r>
       <w:r>
-        <w:t xml:space="preserve">. 30. 2019.</w:t>
+        <w:t xml:space="preserve">. 30:37-43. 2019.</w:t>
       </w:r>
     </w:p>
     <w:p>
@@ -2272,7 +2272,7 @@
         <w:t xml:space="preserve">Science of the Total Environment</w:t>
       </w:r>
       <w:r>
-        <w:t xml:space="preserve">. 668. 2019.</w:t>
+        <w:t xml:space="preserve">. 668:760-767. 2019.</w:t>
       </w:r>
     </w:p>
     <w:p>
@@ -2310,7 +2310,7 @@
         <w:t xml:space="preserve">Pediatric Infectious Diseases Journal</w:t>
       </w:r>
       <w:r>
-        <w:t xml:space="preserve">. . 2019.</w:t>
+        <w:t xml:space="preserve">. 38(9):894-899. 2019.</w:t>
       </w:r>
     </w:p>
     <w:p>
@@ -2342,7 +2342,7 @@
         <w:t xml:space="preserve">Journal of Allergy and Clinical Immunology</w:t>
       </w:r>
       <w:r>
-        <w:t xml:space="preserve">. . 2019.</w:t>
+        <w:t xml:space="preserve">. 143(6):2002-2006. 2019.</w:t>
       </w:r>
     </w:p>
     <w:p>
@@ -2380,7 +2380,7 @@
         <w:t xml:space="preserve">Pediatrics</w:t>
       </w:r>
       <w:r>
-        <w:t xml:space="preserve">. . 2019.</w:t>
+        <w:t xml:space="preserve">. 144(6):e20190748. 2019.</w:t>
       </w:r>
     </w:p>
     <w:p>
@@ -2412,7 +2412,7 @@
         <w:t xml:space="preserve">Environmental Health Perspectives</w:t>
       </w:r>
       <w:r>
-        <w:t xml:space="preserve">. 127(9). 2019.</w:t>
+        <w:t xml:space="preserve">. 127(9):097006. 2019.</w:t>
       </w:r>
     </w:p>
     <w:p>
@@ -2437,7 +2437,7 @@
         <w:t xml:space="preserve">Cole Brokamp</w:t>
       </w:r>
       <w:r>
-        <w:t xml:space="preserve">, Toshifumi Yodoshi, Andrew T. Trout, Chunyan Liu, Syeda Meryum, Stuart Taylor, Christopher Wolfe, Rachel Sheridan, Aradhna Seth, Mohammad Alfrad Nobel Bhuiyan, Sanita Ley, Ana Catalina Arce-Clachar, Kristin Bramlage, Robert Kahn, Stavra Xanthakos, Andrew F. Beck, Marialena Mouzaki. Community Socioeconomic Deprivation and Non-Alcoholic Fatty Liver Disease Severity.</w:t>
+        <w:t xml:space="preserve">, Toshifumi Yodoshi, Andrew T. Trout, Chunyan Liu, Syeda Meryum, Stuart Taylor, Christopher Wolfe, Rachel Sheridan, Aradhna Seth, Mohammad Alfrad Nobel Bhuiyan, Sanita Ley, Ana Catalina Arce-Clachar, Kristin Bramlage, Robert Kahn, Stavra Xanthakos, Andrew F. Beck, Marialena Mouzaki. Community Socioeconomic Deprivation and Nonalcoholic Fatty Liver Disease Severity.</w:t>
       </w:r>
       <w:r>
         <w:t xml:space="preserve"> </w:t>
@@ -2450,7 +2450,7 @@
         <w:t xml:space="preserve">Journal of Pediatric Gastroenterology and Nutrition</w:t>
       </w:r>
       <w:r>
-        <w:t xml:space="preserve">. . 2019.</w:t>
+        <w:t xml:space="preserve">. 70(3):364-370. 2019.</w:t>
       </w:r>
     </w:p>
     <w:p>
@@ -2488,7 +2488,7 @@
         <w:t xml:space="preserve">Statistics in Medicine</w:t>
       </w:r>
       <w:r>
-        <w:t xml:space="preserve">. 39. 740-756. 2020.</w:t>
+        <w:t xml:space="preserve">. 39(6):740-756. 2020.</w:t>
       </w:r>
     </w:p>
     <w:p>
@@ -2526,7 +2526,7 @@
         <w:t xml:space="preserve">Obstetrics and Gynecology</w:t>
       </w:r>
       <w:r>
-        <w:t xml:space="preserve">. 135. 1-10. 2020.</w:t>
+        <w:t xml:space="preserve">. 135(2):387-395. 2020.</w:t>
       </w:r>
     </w:p>
     <w:p>
@@ -2564,7 +2564,7 @@
         <w:t xml:space="preserve">Public Health Nursing</w:t>
       </w:r>
       <w:r>
-        <w:t xml:space="preserve">. 37(3). 453-460. 2020.</w:t>
+        <w:t xml:space="preserve">. 37(3):453-460. 2020.</w:t>
       </w:r>
     </w:p>
     <w:p>
@@ -2602,7 +2602,7 @@
         <w:t xml:space="preserve">Transplantation</w:t>
       </w:r>
       <w:r>
-        <w:t xml:space="preserve">. Online. 2020.</w:t>
+        <w:t xml:space="preserve">. 104(11):2346-2353. 2020.</w:t>
       </w:r>
     </w:p>
     <w:p>
@@ -2627,7 +2627,7 @@
         <w:t xml:space="preserve">Cole Brokamp</w:t>
       </w:r>
       <w:r>
-        <w:t xml:space="preserve">, Jennifer M McAllister, Patrick Ryan, Scott L Wexelblatt, Eric Hall. Subclinical and Overt Newborn Opioid Exposure: Prevalence and First Year Healthcare Utilization.</w:t>
+        <w:t xml:space="preserve">, Jennifer M McAllister, Patrick Ryan, Scott L Wexelblatt, Eric Hall. Subclinical and Overt Newborn Opioid Exposure: Prevalence and First-Year Healthcare Utilization.</w:t>
       </w:r>
       <w:r>
         <w:t xml:space="preserve"> </w:t>
@@ -2640,7 +2640,7 @@
         <w:t xml:space="preserve">Journal of Pediatrics</w:t>
       </w:r>
       <w:r>
-        <w:t xml:space="preserve">. Online. 2020.</w:t>
+        <w:t xml:space="preserve">. 222:52-58.e1. 2020.</w:t>
       </w:r>
     </w:p>
     <w:p>
@@ -2665,7 +2665,7 @@
         <w:t xml:space="preserve">Cole Brokamp</w:t>
       </w:r>
       <w:r>
-        <w:t xml:space="preserve">, Patrick Ryan, Teresa Pestian, Yizhao Ni, Eleni-Rosalina Andrinopoulou, Ruth H. Keogh, Emrah Gecili, Rui Huang, John P. Clancy, Joseph M. Collaco. Influences of Environmental Exposures On Individuals Living with Cystic Fibrosis.</w:t>
+        <w:t xml:space="preserve">, Patrick Ryan, Teresa Pestian, Yizhao Ni, Eleni-Rosalina Andrinopoulou, Ruth H. Keogh, Emrah Gecili, Rui Huang, John P. Clancy, Joseph M. Collaco. Influences of Environmental Exposures on Individuals Living with Cystic Fibrosis.</w:t>
       </w:r>
       <w:r>
         <w:t xml:space="preserve"> </w:t>
@@ -2678,7 +2678,7 @@
         <w:t xml:space="preserve">Expert Review of Respiratory Medicine</w:t>
       </w:r>
       <w:r>
-        <w:t xml:space="preserve">. Online. 2020.</w:t>
+        <w:t xml:space="preserve">. 14(7):737-748. 2020.</w:t>
       </w:r>
     </w:p>
     <w:p>
@@ -2703,7 +2703,7 @@
         <w:t xml:space="preserve">Cole Brokamp</w:t>
       </w:r>
       <w:r>
-        <w:t xml:space="preserve">, Yin Zhang, Mantosh Rattan, Eric Crotty, Michael A Belsky, Sara Krueger, Thomas N Epperson, Andrea Kachelmeyer, Richard Ruddy, Samir S Shaw. Biomarkers and Disease Severity in Children with Community-Acquired Pneumonia.</w:t>
+        <w:t xml:space="preserve">, Yin Zhang, Mantosh Rattan, Eric Crotty, Michael A Belsky, Sara Krueger, Thomas N Epperson, Andrea Kachelmeyer, Richard Ruddy, Samir S Shah. Biomarkers and Disease Severity in Children with Community-Acquired Pneumonia.</w:t>
       </w:r>
       <w:r>
         <w:t xml:space="preserve"> </w:t>
@@ -2716,7 +2716,7 @@
         <w:t xml:space="preserve">Pediatrics</w:t>
       </w:r>
       <w:r>
-        <w:t xml:space="preserve">. Online. 2020.</w:t>
+        <w:t xml:space="preserve">. 145(6):e20193728. 2020.</w:t>
       </w:r>
     </w:p>
     <w:p>
@@ -2754,7 +2754,7 @@
         <w:t xml:space="preserve">Journal of Clinical and Translational Science</w:t>
       </w:r>
       <w:r>
-        <w:t xml:space="preserve">. Online. 2020.</w:t>
+        <w:t xml:space="preserve">. 5(1):e21. 2020.</w:t>
       </w:r>
     </w:p>
     <w:p>
@@ -2792,7 +2792,7 @@
         <w:t xml:space="preserve">American Journal of Transplantation</w:t>
       </w:r>
       <w:r>
-        <w:t xml:space="preserve">. Online. 2020.</w:t>
+        <w:t xml:space="preserve">. 21(3):1206-1214. 2021.</w:t>
       </w:r>
     </w:p>
     <w:p>
@@ -2830,7 +2830,7 @@
         <w:t xml:space="preserve">Clinical Infectious Diseases</w:t>
       </w:r>
       <w:r>
-        <w:t xml:space="preserve">. ciaa1138. 2020.</w:t>
+        <w:t xml:space="preserve">. 73(3):e524-e530. 2020.</w:t>
       </w:r>
     </w:p>
     <w:p>
@@ -2969,7 +2969,7 @@
         <w:t xml:space="preserve">Cole Brokamp</w:t>
       </w:r>
       <w:r>
-        <w:t xml:space="preserve">, Anushka Palipana, Rui Huang, Eleni-Rosalina Andrinopoulou, Teresa Pestian, Erika Rasnick, Ruth H.Keoghe, Yizhao Ni, John P.Clancy, Patrick Ryan, Rhonda D.Szczesniak. Seasonal variation of lung function in cystic fibrosis: longitudinal modeling to compare a Midwest US cohort to international populations.</w:t>
+        <w:t xml:space="preserve">, Anushka Palipana, Rui Huang, Eleni-Rosalina Andrinopoulou, Teresa Pestian, Erika Rasnick, Ruth H. Keogh, Yizhao Ni, John P. Clancy, Patrick Ryan, Rhonda D. Szczesniak. Seasonal variation of lung function in cystic fibrosis: longitudinal modeling to compare a Midwest US cohort to international populations.</w:t>
       </w:r>
       <w:r>
         <w:t xml:space="preserve"> </w:t>
@@ -2982,7 +2982,7 @@
         <w:t xml:space="preserve">Science of the Total Environment</w:t>
       </w:r>
       <w:r>
-        <w:t xml:space="preserve">. Online. 2020.</w:t>
+        <w:t xml:space="preserve">. 776:145905. 2021.</w:t>
       </w:r>
     </w:p>
     <w:p>
@@ -2994,20 +2994,20 @@
         </w:numPr>
       </w:pPr>
       <w:r>
-        <w:t xml:space="preserve">Emrah Gecilia, Anushka Palipana,</w:t>
-      </w:r>
-      <w:r>
-        <w:t xml:space="preserve"> </w:t>
-      </w:r>
-      <w:r>
-        <w:rPr>
-          <w:b/>
-          <w:bCs/>
-        </w:rPr>
-        <w:t xml:space="preserve">Cole Brokamp</w:t>
-      </w:r>
-      <w:r>
-        <w:t xml:space="preserve">, Rui Huang, Eleni-Rosalina Andrinopoulou, Teresa Pestian, Erika Rasnick, Ruth H. Keogh, Yizhao Ni, John P.Clancy, Patrick Ryan, Rhonda D. Szczesniak. Seasonality, mediation and comparison (SMAC) methods to identify influences on lung function decline.</w:t>
+        <w:t xml:space="preserve">Emrah Gecili, Anushka Palipana,</w:t>
+      </w:r>
+      <w:r>
+        <w:t xml:space="preserve"> </w:t>
+      </w:r>
+      <w:r>
+        <w:rPr>
+          <w:b/>
+          <w:bCs/>
+        </w:rPr>
+        <w:t xml:space="preserve">Cole Brokamp</w:t>
+      </w:r>
+      <w:r>
+        <w:t xml:space="preserve">, Rui Huang, Eleni-Rosalina Andrinopoulou, Teresa Pestian, Erika Rasnick, Ruth H. Keogh, Yizhao Ni, John P. Clancy, Patrick Ryan, Rhonda D. Szczesniak. Seasonality, mediation and comparison (SMAC) methods to identify influences on lung function decline.</w:t>
       </w:r>
       <w:r>
         <w:t xml:space="preserve"> </w:t>
@@ -3134,7 +3134,7 @@
         <w:t xml:space="preserve">Journal of Pediatrics</w:t>
       </w:r>
       <w:r>
-        <w:t xml:space="preserve">. In Press. 2021.</w:t>
+        <w:t xml:space="preserve">. 235:277-280. 2021.</w:t>
       </w:r>
     </w:p>
     <w:p>
@@ -3172,7 +3172,7 @@
         <w:t xml:space="preserve">Journal of Cystic Fibrosis</w:t>
       </w:r>
       <w:r>
-        <w:t xml:space="preserve">. S1569-1993(21)00111-9. 2021.</w:t>
+        <w:t xml:space="preserve">. 20(5):e69-e71. 2021.</w:t>
       </w:r>
     </w:p>
     <w:p>
@@ -3210,7 +3210,7 @@
         <w:t xml:space="preserve">Journal of Hospital Medicine</w:t>
       </w:r>
       <w:r>
-        <w:t xml:space="preserve">. In Press. 2021.</w:t>
+        <w:t xml:space="preserve">. 16(9):517-523. 2021.</w:t>
       </w:r>
     </w:p>
     <w:p>
@@ -3235,7 +3235,7 @@
         <w:t xml:space="preserve">Cole Brokamp</w:t>
       </w:r>
       <w:r>
-        <w:t xml:space="preserve">, Nak Hyun Choi, Sean Connolly, Soham Dasgupta, Tavenner Dibert, Marylou Dryer, Lakshmi Gokanapudy Hahn, Elizabeth Greene, Daphney Kernizan, Omar Khalid, Jennifer Klein, Ryan Kobayashi, Subhrajit Lahiri, Raymond Lorenzoni, Jennifer Marshall, Theodore Millette, Lily Moore, Babu Muhamed, Meghna Murali, Andrea Otero Luna, Kinjal Parikh, Amy Sanyahumbi, Divya Shakti, Elizabeth Stein, Sanket Shah, Hannah Wilkins, McAllister Windom, Scott Wirth, Meghan Zimmerman, Andrew Beck, Nicholas Ollberding, Craig Sable, Andrea Beaton. Rheumatic Heart Disease in the United States: Forgotten but not Gone. Results of a 10 Year Multicenter Review.</w:t>
+        <w:t xml:space="preserve">, Nak Hyun Choi, Sean Connolly, Soham Dasgupta, Tavenner Dibert, Marylou Dryer, Lakshmi Gokanapudy Hahn, Elizabeth Greene, Daphney Kernizan, Omar Khalid, Jennifer Klein, Ryan Kobayashi, Subhrajit Lahiri, Raymond Lorenzoni, Jennifer Marshall, Theodore Millette, Lily Moore, Babu Muhamed, Meghna Murali, Andrea Otero Luna, Kinjal Parikh, Amy Sanyahumbi, Divya Shakti, Elizabeth Stein, Sanket Shah, Hannah Wilkins, McAllister Windom, Scott Wirth, Meghan Zimmerman, Andrew Beck, Nicholas Ollberding, Craig Sable, Andrea Beaton. Rheumatic Heart Disease in the United States: Forgotten But Not Gone: Results of a 10 Year Multicenter Review.</w:t>
       </w:r>
       <w:r>
         <w:t xml:space="preserve"> </w:t>
@@ -3248,7 +3248,7 @@
         <w:t xml:space="preserve">Journal of the American Heart Association</w:t>
       </w:r>
       <w:r>
-        <w:t xml:space="preserve">. In Press. 2021.</w:t>
+        <w:t xml:space="preserve">. 10(16):e020992. 2021.</w:t>
       </w:r>
     </w:p>
     <w:p>
@@ -3286,7 +3286,7 @@
         <w:t xml:space="preserve">Ohio Journal of Public Health</w:t>
       </w:r>
       <w:r>
-        <w:t xml:space="preserve">. 4(1). 2021.</w:t>
+        <w:t xml:space="preserve">. 4(1):31-37. 2021.</w:t>
       </w:r>
     </w:p>
     <w:p>
@@ -3387,7 +3387,7 @@
         <w:t xml:space="preserve">Cole Brokamp</w:t>
       </w:r>
       <w:r>
-        <w:t xml:space="preserve">, Chris Wolfe, Tiina Reponen, Patrick Ryan. Impact of Personal, Sub-hourly Exposure to Ultrafine Particles on Respiratory Health in Adolescents With Asthma.</w:t>
+        <w:t xml:space="preserve">, Chris Wolfe, Tiina Reponen, Patrick Ryan. Impact of Personal, Subhourly Exposure to Ultrafine Particles on Respiratory Health in Adolescents with Asthma.</w:t>
       </w:r>
       <w:r>
         <w:t xml:space="preserve"> </w:t>
@@ -3400,7 +3400,7 @@
         <w:t xml:space="preserve">Annals of the American Thoracic Society</w:t>
       </w:r>
       <w:r>
-        <w:t xml:space="preserve">. Online. 2022.</w:t>
+        <w:t xml:space="preserve">. 19(9):1516-1524. 2022.</w:t>
       </w:r>
     </w:p>
     <w:p>
@@ -3470,7 +3470,7 @@
         <w:t xml:space="preserve">Pediatrics</w:t>
       </w:r>
       <w:r>
-        <w:t xml:space="preserve">. e2021052592. 2022.</w:t>
+        <w:t xml:space="preserve">. 149(4):e2021052592. 2022.</w:t>
       </w:r>
     </w:p>
     <w:p>
@@ -3546,7 +3546,7 @@
         <w:t xml:space="preserve">Environmental Health</w:t>
       </w:r>
       <w:r>
-        <w:t xml:space="preserve">. In Press. 2022.</w:t>
+        <w:t xml:space="preserve">. 21(1):52. 2022.</w:t>
       </w:r>
     </w:p>
     <w:p>
@@ -3584,7 +3584,7 @@
         <w:t xml:space="preserve">Journal of Trauma and Acute Care Surgery</w:t>
       </w:r>
       <w:r>
-        <w:t xml:space="preserve">. Online. 2022.</w:t>
+        <w:t xml:space="preserve">. 93(3):283-290. 2022.</w:t>
       </w:r>
     </w:p>
     <w:p>
@@ -3622,7 +3622,7 @@
         <w:t xml:space="preserve">JAMA Pediatrics</w:t>
       </w:r>
       <w:r>
-        <w:t xml:space="preserve">. Online. 2022.</w:t>
+        <w:t xml:space="preserve">. 176(8):759. 2022.</w:t>
       </w:r>
     </w:p>
     <w:p>
@@ -3660,7 +3660,7 @@
         <w:t xml:space="preserve">International Journal of Environmental Research and Public Health</w:t>
       </w:r>
       <w:r>
-        <w:t xml:space="preserve">. In Press. 2022.</w:t>
+        <w:t xml:space="preserve">. 19(12):7509. 2022.</w:t>
       </w:r>
     </w:p>
     <w:p>
@@ -3723,7 +3723,7 @@
         <w:t xml:space="preserve">Cole Brokamp</w:t>
       </w:r>
       <w:r>
-        <w:t xml:space="preserve">, Rashmi Sahay, Suzanne Moody, Dawne Gardner, Allison A.Parsons, Carley Riley, Nicole Sofer, Andrew F.Beck, Richard A. Falcone Jr., Meera Kotagal. Children from Disadvantaged Neighborhoods Experience Disproportionate Injury from Interpersonal Violence.</w:t>
+        <w:t xml:space="preserve">, Rashmi Sahay, Suzanne Moody, Dawne Gardner, Allison A. Parsons, Carley Riley, Nicole Sofer, Andrew F. Beck, Richard A. Falcone Jr., Meera Kotagal. Children from Disadvantaged Neighborhoods Experience Disproportionate Injury from Interpersonal Violence.</w:t>
       </w:r>
       <w:r>
         <w:t xml:space="preserve"> </w:t>
@@ -3736,7 +3736,7 @@
         <w:t xml:space="preserve">Journal of Pediatric Surgery</w:t>
       </w:r>
       <w:r>
-        <w:t xml:space="preserve">. Online. 2022.</w:t>
+        <w:t xml:space="preserve">. 58(3):545-551. 2023.</w:t>
       </w:r>
     </w:p>
     <w:p>
@@ -3774,7 +3774,7 @@
         <w:t xml:space="preserve">Journal of Allergy and Clinical Immunology</w:t>
       </w:r>
       <w:r>
-        <w:t xml:space="preserve">. In Press. 2022.</w:t>
+        <w:t xml:space="preserve">. 150(6):1427-1436.e5. 2022.</w:t>
       </w:r>
     </w:p>
     <w:p>
@@ -3812,7 +3812,7 @@
         <w:t xml:space="preserve">American Journal of Health Promotion</w:t>
       </w:r>
       <w:r>
-        <w:t xml:space="preserve">. 37(2). 2022.</w:t>
+        <w:t xml:space="preserve">. 37(2):239-242. 2022.</w:t>
       </w:r>
     </w:p>
     <w:p>
@@ -3850,7 +3850,7 @@
         <w:t xml:space="preserve">Pediatric Obesity</w:t>
       </w:r>
       <w:r>
-        <w:t xml:space="preserve">. Online. 2022.</w:t>
+        <w:t xml:space="preserve">. 17(12):e12964. 2022.</w:t>
       </w:r>
     </w:p>
     <w:p>
@@ -3888,7 +3888,7 @@
         <w:t xml:space="preserve">Environmental Epidemiology</w:t>
       </w:r>
       <w:r>
-        <w:t xml:space="preserve">. In Press. 2022.</w:t>
+        <w:t xml:space="preserve">. 6(5):e227. 2022.</w:t>
       </w:r>
     </w:p>
     <w:p>
@@ -3913,7 +3913,7 @@
         <w:t xml:space="preserve">Cole Brokamp</w:t>
       </w:r>
       <w:r>
-        <w:t xml:space="preserve">, Andres Mor Huertas, Andrew Beck, Carley Riley, Erika Rasnick, Richard Falcone, Meera Kotagal. Use of Area Based Socioeconomic Deprivation Indices: A Scoping Review and Qualitative Analysis.</w:t>
+        <w:t xml:space="preserve">, Andres Mor Huertas, Andrew Beck, Carley Riley, Erika Rasnick, Richard Falcone, Meera Kotagal. Use Of Area-Based Socioeconomic Deprivation Indices: A Scoping Review And Qualitative Analysis.</w:t>
       </w:r>
       <w:r>
         <w:t xml:space="preserve"> </w:t>
@@ -3926,7 +3926,7 @@
         <w:t xml:space="preserve">Health Affairs</w:t>
       </w:r>
       <w:r>
-        <w:t xml:space="preserve">. In Press. 2022.</w:t>
+        <w:t xml:space="preserve">. 41(12):1804-1811. 2022.</w:t>
       </w:r>
     </w:p>
     <w:p>
@@ -3964,7 +3964,7 @@
         <w:t xml:space="preserve">Psychiatry Research Communications</w:t>
       </w:r>
       <w:r>
-        <w:t xml:space="preserve">. In Press. 2022.</w:t>
+        <w:t xml:space="preserve">. 2(4):100077. 2022.</w:t>
       </w:r>
     </w:p>
     <w:p>
@@ -4002,7 +4002,7 @@
         <w:t xml:space="preserve">NeuroToxicology</w:t>
       </w:r>
       <w:r>
-        <w:t xml:space="preserve">. In Press. 2022.</w:t>
+        <w:t xml:space="preserve">. 93:272-300. 2022.</w:t>
       </w:r>
     </w:p>
     <w:p>
@@ -4078,7 +4078,7 @@
         <w:t xml:space="preserve">Pediatric Pulmonology</w:t>
       </w:r>
       <w:r>
-        <w:t xml:space="preserve">. In Press. 2023.</w:t>
+        <w:t xml:space="preserve">. 58(5):1501-1513. 2023.</w:t>
       </w:r>
     </w:p>
     <w:p>
@@ -4103,7 +4103,7 @@
         <w:t xml:space="preserve">Cole Brokamp</w:t>
       </w:r>
       <w:r>
-        <w:t xml:space="preserve">, Ashley Turner, Erin Haynes. Participant Engagement to Develop Report-Back Materials for Personal Air Sampling.</w:t>
+        <w:t xml:space="preserve">, Ashley Turner, Erin Haynes. Participant Engagement to Develop Report-Back Materials for Personal Air Monitoring.</w:t>
       </w:r>
       <w:r>
         <w:t xml:space="preserve"> </w:t>
@@ -4116,7 +4116,7 @@
         <w:t xml:space="preserve">Journal of Clinical and Translational Science</w:t>
       </w:r>
       <w:r>
-        <w:t xml:space="preserve">. In Press. 2023.</w:t>
+        <w:t xml:space="preserve">. 7(1):e76. 2023.</w:t>
       </w:r>
     </w:p>
     <w:p>
@@ -4154,7 +4154,7 @@
         <w:t xml:space="preserve">International Journal of Hygiene and Environmental Health</w:t>
       </w:r>
       <w:r>
-        <w:t xml:space="preserve">. In Press. 2023.</w:t>
+        <w:t xml:space="preserve">. 251:114172. 2023.</w:t>
       </w:r>
     </w:p>
     <w:p>
@@ -4192,7 +4192,7 @@
         <w:t xml:space="preserve">Journal of Cystic Fibrosis</w:t>
       </w:r>
       <w:r>
-        <w:t xml:space="preserve">. S1569-1993(23)00126-1. 2023.</w:t>
+        <w:t xml:space="preserve">. 22(4):694-701. 2023.</w:t>
       </w:r>
     </w:p>
     <w:p>
@@ -4255,7 +4255,7 @@
         <w:t xml:space="preserve">Cole Brokamp</w:t>
       </w:r>
       <w:r>
-        <w:t xml:space="preserve">, Rhonda Sczcesniak. Social-environmental phenotypes of rapid cystic fibrosis lung disease progression in adolescents and young adults living in the United States.</w:t>
+        <w:t xml:space="preserve">, Rhonda Szczesniak. Social-environmental phenotypes of rapid cystic fibrosis lung disease progression in adolescents and young adults living in the United States.</w:t>
       </w:r>
       <w:r>
         <w:t xml:space="preserve"> </w:t>
@@ -4306,7 +4306,7 @@
         <w:t xml:space="preserve">Environmental Health Perspectives</w:t>
       </w:r>
       <w:r>
-        <w:t xml:space="preserve">. 131:11. 2023.</w:t>
+        <w:t xml:space="preserve">. 131(11):117702. 2023.</w:t>
       </w:r>
     </w:p>
     <w:p>
@@ -4338,7 +4338,7 @@
         <w:t xml:space="preserve">Pediatrics</w:t>
       </w:r>
       <w:r>
-        <w:t xml:space="preserve">. In Press. 2024.</w:t>
+        <w:t xml:space="preserve">. 153(4):e2023064432. 2024.</w:t>
       </w:r>
     </w:p>
     <w:p>
@@ -4376,7 +4376,7 @@
         <w:t xml:space="preserve">Pediatric Blood &amp; Cancer</w:t>
       </w:r>
       <w:r>
-        <w:t xml:space="preserve">. In Press. 2024.</w:t>
+        <w:t xml:space="preserve">. 71(4):e30892. 2024.</w:t>
       </w:r>
     </w:p>
     <w:p>
@@ -4388,20 +4388,20 @@
         </w:numPr>
       </w:pPr>
       <w:r>
-        <w:t xml:space="preserve">Antonella Zanobetti, Patrick H Ryan, Brent A Coull, Heike Luttmann-Gibson, Soma Datta, Jeffrey Blosson,</w:t>
-      </w:r>
-      <w:r>
-        <w:t xml:space="preserve"> </w:t>
-      </w:r>
-      <w:r>
-        <w:rPr>
-          <w:b/>
-          <w:bCs/>
-        </w:rPr>
-        <w:t xml:space="preserve">Cole Brokamp</w:t>
-      </w:r>
-      <w:r>
-        <w:t xml:space="preserve">, Nathan Lothrop, Rachel L Miller, Paloma I Beamer, Cynthis M Visness, Howard Andrews, Leonard B Bacharier, Tine Hartert, Christine C Johnson, Dennis R Ownby, Gurjit K Khurana Hershey, Christine LM Joseph, Eneida A Mendonca, Daniel J Jackson, Edward M Zoratti, Anne L Wright, Fernando D Martinez, Christine M Seroogy, Sima K Ramratnam, Agustin Calatroni, James E Gern, Diane R Gold. Early-life exposure to air pollution and childhood asthma cumulative incidence in the ECHO CREW consortium.</w:t>
+        <w:t xml:space="preserve">Antonella Zanobetti, Patrick H Ryan, Brent A Coull, Heike Luttmann-Gibson, Soma Datta, Jeffrey Blossom,</w:t>
+      </w:r>
+      <w:r>
+        <w:t xml:space="preserve"> </w:t>
+      </w:r>
+      <w:r>
+        <w:rPr>
+          <w:b/>
+          <w:bCs/>
+        </w:rPr>
+        <w:t xml:space="preserve">Cole Brokamp</w:t>
+      </w:r>
+      <w:r>
+        <w:t xml:space="preserve">, Nathan Lothrop, Rachel L Miller, Paloma I Beamer, Cynthia M Visness, Howard Andrews, Leonard B Bacharier, Tina Hartert, Christine C Johnson, Dennis R Ownby, Gurjit K Khurana Hershey, Christine LM Joseph, Eneida A Mendonça, Daniel J Jackson, Edward M Zoratti, Anne L Wright, Fernando D Martinez, Christine M Seroogy, Sima K Ramratnam, Agustin Calatroni, James E Gern, Diane R Gold. Early-life exposure to air pollution and childhood asthma cumulative incidence in the ECHO CREW consortium.</w:t>
       </w:r>
       <w:r>
         <w:t xml:space="preserve"> </w:t>
@@ -4452,7 +4452,7 @@
         <w:t xml:space="preserve">Journal of the American Medical Informatics Association</w:t>
       </w:r>
       <w:r>
-        <w:t xml:space="preserve">. In press. 2024.</w:t>
+        <w:t xml:space="preserve">. 31(7):1471-1478. 2024.</w:t>
       </w:r>
     </w:p>
     <w:p>
@@ -4477,7 +4477,7 @@
         <w:t xml:space="preserve">Cole Brokamp</w:t>
       </w:r>
       <w:r>
-        <w:t xml:space="preserve">, Rashmi Sahay, Erika R Manning, Stuart Taylor, Pierce Kuhnell, Brian Kegley, Kiana Trabue, Peter A Margolis, Robert S Kahn, David M Hartley. The Test and Protect Program: A data-driven, community-engaged approach to COVID-19 testing site localization.</w:t>
+        <w:t xml:space="preserve">, Rashmi Sahay, Erika R Manning, Stuart Taylor, Pierce Kuhnell, Brian Kegley, Kiana Trabue, Peter A Margolis, Robert S Kahn, David M Hartley. The Test and Protect Program: A Data-Driven, Community-Engaged Approach to COVID-19 Testing Site Localization.</w:t>
       </w:r>
       <w:r>
         <w:t xml:space="preserve"> </w:t>
@@ -4490,7 +4490,7 @@
         <w:t xml:space="preserve">Journal of Public Health Management &amp; Practice</w:t>
       </w:r>
       <w:r>
-        <w:t xml:space="preserve">. In press. 2024.</w:t>
+        <w:t xml:space="preserve">. 31(1):61-64. 2024.</w:t>
       </w:r>
     </w:p>
     <w:p>
@@ -4528,7 +4528,7 @@
         <w:t xml:space="preserve">Journal of Clinical and Translational Science</w:t>
       </w:r>
       <w:r>
-        <w:t xml:space="preserve">. In press. 2024.</w:t>
+        <w:t xml:space="preserve">. 8(1):e94. 2024.</w:t>
       </w:r>
     </w:p>
     <w:p>
@@ -4553,7 +4553,7 @@
         <w:t xml:space="preserve">Cole Brokamp</w:t>
       </w:r>
       <w:r>
-        <w:t xml:space="preserve">, Soma Datta, Tina Hartert, Gurjit K. Khurana Hershey, Daniel J Jackson, Christine C Johnson, Christine Joseph, Jorja Kahn, Nathan Lothrop, Margee Louisias, Heike Luttmann-Gibson, Fernando D. Martinez, Eneida Mendonça, Rachel L. Miller, Dennis Ownby, Sima Ramratnam, Christine M Seroogy, Cynthia M Visness, Anne L Wright, Edward M. Zoratti, James E. Gern, Diane R. Gold. The Legacy of Redlining: Increasing Childhood Asthma Disparities Through Neighborhood Poverty.</w:t>
+        <w:t xml:space="preserve">, Soma Datta, Tina Hartert, Gurjit K. Khurana Hershey, Daniel J Jackson, Christine C Johnson, Christine Joseph, Jorja Kahn, Nathan Lothrop, Margee Louisias, Heike Luttmann-Gibson, Fernando D. Martinez, Eneida Mendonça, Rachel L. Miller, Dennis Ownby, Sima Ramratnam, Christine M Seroogy, Cynthia M Visness, Anne L Wright, Edward M. Zoratti, James E. Gern, Diane R. Gold. The Legacy of Redlining: Increasing Childhood Asthma Disparities through Neighborhood Poverty.</w:t>
       </w:r>
       <w:r>
         <w:t xml:space="preserve"> </w:t>
@@ -4566,7 +4566,7 @@
         <w:t xml:space="preserve">American Journal of Respiratory and Critical Care Medicine</w:t>
       </w:r>
       <w:r>
-        <w:t xml:space="preserve">. Online. 2024.</w:t>
+        <w:t xml:space="preserve">. 210(10):1201-1209. 2024.</w:t>
       </w:r>
     </w:p>
     <w:p>
@@ -4604,7 +4604,7 @@
         <w:t xml:space="preserve">Journal of Racial and Ethnic Health Disparities</w:t>
       </w:r>
       <w:r>
-        <w:t xml:space="preserve">. Online. 2024.</w:t>
+        <w:t xml:space="preserve">. 12(4):2293-2298. 2024.</w:t>
       </w:r>
     </w:p>
     <w:p>
@@ -4629,7 +4629,7 @@
         <w:t xml:space="preserve">Cole Brokamp</w:t>
       </w:r>
       <w:r>
-        <w:t xml:space="preserve">, Krysten Harvey, Jianmin Pan, Shesh Rai, Hai Salfity, Sandra L Starnes, Robert M Van Haren. The Role of Environmental Exposures on Survival Following Non-Small Cell Lung Cancer Resection.</w:t>
+        <w:t xml:space="preserve">, Krysten Harvey, Jianmin Pan, Shesh Rai, Hai Salfity, Sandra L Starnes, Robert M Van Haren. The Role of Environmental Exposures on Survival After Non-Small Cell Lung Cancer Resection.</w:t>
       </w:r>
       <w:r>
         <w:t xml:space="preserve"> </w:t>
@@ -4642,7 +4642,7 @@
         <w:t xml:space="preserve">Annals of Thoracic Surgery Short Reports</w:t>
       </w:r>
       <w:r>
-        <w:t xml:space="preserve">. Online. 2024.</w:t>
+        <w:t xml:space="preserve">. 2(4):618-623. 2024.</w:t>
       </w:r>
     </w:p>
     <w:p>
@@ -4667,7 +4667,7 @@
         <w:t xml:space="preserve">Cole Brokamp</w:t>
       </w:r>
       <w:r>
-        <w:t xml:space="preserve">, Jeffrey R Strawn, Tanja Jovanovic, Patrick Ryan, Hilary Marusak. Particulate Matter Exposure and Default Mode Network Equilibrium duing Early Adolescence.</w:t>
+        <w:t xml:space="preserve">, Jeffrey R Strawn, Tanja Jovanovic, Patrick Ryan, Hilary Marusak. Particulate Matter Exposure and Default Mode Network Equilibrium During Early Adolescence.</w:t>
       </w:r>
       <w:r>
         <w:t xml:space="preserve"> </w:t>
@@ -4680,7 +4680,7 @@
         <w:t xml:space="preserve">Brain Connectivity</w:t>
       </w:r>
       <w:r>
-        <w:t xml:space="preserve">. Online. 2024.</w:t>
+        <w:t xml:space="preserve">. 14(6):307-318. 2024.</w:t>
       </w:r>
     </w:p>
     <w:p>
@@ -4718,7 +4718,7 @@
         <w:t xml:space="preserve">Science of the Total Environment</w:t>
       </w:r>
       <w:r>
-        <w:t xml:space="preserve">. Online. 2024.</w:t>
+        <w:t xml:space="preserve">. 950:175348. 2024.</w:t>
       </w:r>
     </w:p>
     <w:p>
@@ -4756,7 +4756,7 @@
         <w:t xml:space="preserve">American Journal of Epidemiology</w:t>
       </w:r>
       <w:r>
-        <w:t xml:space="preserve">. In Press. 2024.</w:t>
+        <w:t xml:space="preserve">. 194(5):1418-1425. 2024.</w:t>
       </w:r>
     </w:p>
     <w:p>
@@ -4781,7 +4781,7 @@
         <w:t xml:space="preserve">Cole Brokamp</w:t>
       </w:r>
       <w:r>
-        <w:t xml:space="preserve">, Özgür Asar, Elini-Roalina Andrinopoulou, John J Brewington, Rhonda D Szczesniak. Spike and Slab Regression for Nonstationary Gaussian Linear Mixed Effects Modeling of Rapid Disease Progression.</w:t>
+        <w:t xml:space="preserve">, Özgür Asar, Eleni-Rosalina Andrinopoulou, John J Brewington, Rhonda D Szczesniak. Spike and Slab Regression for Nonstationary Gaussian Linear Mixed Effects Modeling of Rapid Disease Progression.</w:t>
       </w:r>
       <w:r>
         <w:t xml:space="preserve"> </w:t>
@@ -4794,7 +4794,7 @@
         <w:t xml:space="preserve">Environmetrics</w:t>
       </w:r>
       <w:r>
-        <w:t xml:space="preserve">. e2884. 2024.</w:t>
+        <w:t xml:space="preserve">. 36(1):e2884. 2024.</w:t>
       </w:r>
     </w:p>
     <w:p>
@@ -4832,7 +4832,7 @@
         <w:t xml:space="preserve">Journal of Public Health Management &amp; Practice</w:t>
       </w:r>
       <w:r>
-        <w:t xml:space="preserve">. In Press. 2024.</w:t>
+        <w:t xml:space="preserve">. 31(4):621-630. 2025.</w:t>
       </w:r>
     </w:p>
     <w:p>
@@ -4870,7 +4870,7 @@
         <w:t xml:space="preserve">Journal of Community Psychology</w:t>
       </w:r>
       <w:r>
-        <w:t xml:space="preserve">. 52:1, e23176. 2025.</w:t>
+        <w:t xml:space="preserve">. 53(1):e23176. 2025.</w:t>
       </w:r>
     </w:p>
     <w:p>
@@ -4908,7 +4908,7 @@
         <w:t xml:space="preserve">Statistics in Medicine</w:t>
       </w:r>
       <w:r>
-        <w:t xml:space="preserve">. 2024;00:1-15. 2024.</w:t>
+        <w:t xml:space="preserve">. 44(8-9):e70057. 2025.</w:t>
       </w:r>
     </w:p>
     <w:p>
@@ -4933,7 +4933,7 @@
         <w:t xml:space="preserve">Cole Brokamp</w:t>
       </w:r>
       <w:r>
-        <w:t xml:space="preserve">, Andrew F Beck, Lori Luchtman-Jones. Anemia in Young Children and the Association With Socioeconomic Deprivation Indices.</w:t>
+        <w:t xml:space="preserve">, Andrew F Beck, Lori Luchtman-Jones. Anemia in Young Children and the Association with Socioeconomic Deprivation Indices.</w:t>
       </w:r>
       <w:r>
         <w:t xml:space="preserve"> </w:t>
@@ -4946,6 +4946,190 @@
         <w:t xml:space="preserve">Pediatric Blood &amp; Cancer</w:t>
       </w:r>
       <w:r>
+        <w:t xml:space="preserve">. 72(7):e31663. 2025.</w:t>
+      </w:r>
+    </w:p>
+    <w:p>
+      <w:pPr>
+        <w:pStyle w:val="Compact"/>
+        <w:numPr>
+          <w:ilvl w:val="0"/>
+          <w:numId w:val="1008"/>
+        </w:numPr>
+      </w:pPr>
+      <w:r>
+        <w:rPr>
+          <w:b/>
+          <w:bCs/>
+        </w:rPr>
+        <w:t xml:space="preserve">Cole Brokamp</w:t>
+      </w:r>
+      <w:r>
+        <w:t xml:space="preserve">, Sarah Ray, Qing Duan, Carson S Hartlage, Stuart Taylor, Erika Rasnick Manning, Ndidi I Unaka, Margaret N Jones, Joseph Michael, Adrienne W Henize, Andrew F Beck. Parcel-Level Housing Conditions and Pediatric Asthma Hospital Utilization.</w:t>
+      </w:r>
+      <w:r>
+        <w:t xml:space="preserve"> </w:t>
+      </w:r>
+      <w:r>
+        <w:rPr>
+          <w:i/>
+          <w:iCs/>
+        </w:rPr>
+        <w:t xml:space="preserve">Pediatrics</w:t>
+      </w:r>
+      <w:r>
+        <w:t xml:space="preserve">. e2024069375. 2025.</w:t>
+      </w:r>
+    </w:p>
+    <w:p>
+      <w:pPr>
+        <w:pStyle w:val="Compact"/>
+        <w:numPr>
+          <w:ilvl w:val="0"/>
+          <w:numId w:val="1008"/>
+        </w:numPr>
+      </w:pPr>
+      <w:r>
+        <w:t xml:space="preserve">Patrick H Ryan, Jeff Blossom,</w:t>
+      </w:r>
+      <w:r>
+        <w:t xml:space="preserve"> </w:t>
+      </w:r>
+      <w:r>
+        <w:rPr>
+          <w:b/>
+          <w:bCs/>
+        </w:rPr>
+        <w:t xml:space="preserve">Cole Brokamp</w:t>
+      </w:r>
+      <w:r>
+        <w:t xml:space="preserve">, Antonella Zanobetti, Diane R Gold. Integrating Geospatial Data with Birth Cohorts to Explore Social Determinants of Health and Asthma.</w:t>
+      </w:r>
+      <w:r>
+        <w:t xml:space="preserve"> </w:t>
+      </w:r>
+      <w:r>
+        <w:rPr>
+          <w:i/>
+          <w:iCs/>
+        </w:rPr>
+        <w:t xml:space="preserve">Journal of Allergy and Clinical Immunology</w:t>
+      </w:r>
+      <w:r>
+        <w:t xml:space="preserve">. 155(6):1720-1726. 2025.</w:t>
+      </w:r>
+    </w:p>
+    <w:p>
+      <w:pPr>
+        <w:pStyle w:val="Compact"/>
+        <w:numPr>
+          <w:ilvl w:val="0"/>
+          <w:numId w:val="1008"/>
+        </w:numPr>
+      </w:pPr>
+      <w:r>
+        <w:t xml:space="preserve">Clara G Zundel, Mackenna M Shampine, Alexander Jakubiec, Christine Lewis,</w:t>
+      </w:r>
+      <w:r>
+        <w:t xml:space="preserve"> </w:t>
+      </w:r>
+      <w:r>
+        <w:rPr>
+          <w:b/>
+          <w:bCs/>
+        </w:rPr>
+        <w:t xml:space="preserve">Cole Brokamp</w:t>
+      </w:r>
+      <w:r>
+        <w:t xml:space="preserve">, Jeffrey Robert Strawn, Tanja Jovanovic, Patrick H Ryan, Eric Andrew Woodcock, Zhao Yang, Michael Petriello, Hilary Marusak. Outdoor Air Pollution and Psychiatric Symptoms in Adolescents: A Study of Peripheral Inflammatory Marker Associations.</w:t>
+      </w:r>
+      <w:r>
+        <w:t xml:space="preserve"> </w:t>
+      </w:r>
+      <w:r>
+        <w:rPr>
+          <w:i/>
+          <w:iCs/>
+        </w:rPr>
+        <w:t xml:space="preserve">Front. Psychiatry</w:t>
+      </w:r>
+      <w:r>
+        <w:t xml:space="preserve">. 16:1588964. 2025.</w:t>
+      </w:r>
+    </w:p>
+    <w:p>
+      <w:pPr>
+        <w:pStyle w:val="Compact"/>
+        <w:numPr>
+          <w:ilvl w:val="0"/>
+          <w:numId w:val="1008"/>
+        </w:numPr>
+      </w:pPr>
+      <w:r>
+        <w:t xml:space="preserve">Zachary Pitkowsky, Andrew F Beck,</w:t>
+      </w:r>
+      <w:r>
+        <w:t xml:space="preserve"> </w:t>
+      </w:r>
+      <w:r>
+        <w:rPr>
+          <w:b/>
+          <w:bCs/>
+        </w:rPr>
+        <w:t xml:space="preserve">Cole Brokamp</w:t>
+      </w:r>
+      <w:r>
+        <w:t xml:space="preserve">, Carlie Myers. Association Between Air Pollution, Neighborhood Opportunity, and Pediatric Intensive Care Unit Admissions in Acute Respiratory Illness.</w:t>
+      </w:r>
+      <w:r>
+        <w:t xml:space="preserve"> </w:t>
+      </w:r>
+      <w:r>
+        <w:rPr>
+          <w:i/>
+          <w:iCs/>
+        </w:rPr>
+        <w:t xml:space="preserve">The Journal of Pediatrics</w:t>
+      </w:r>
+      <w:r>
+        <w:t xml:space="preserve">. 284:114662. 2025.</w:t>
+      </w:r>
+    </w:p>
+    <w:p>
+      <w:pPr>
+        <w:pStyle w:val="Compact"/>
+        <w:numPr>
+          <w:ilvl w:val="0"/>
+          <w:numId w:val="1008"/>
+        </w:numPr>
+      </w:pPr>
+      <w:r>
+        <w:t xml:space="preserve">Andrew Vancil, Stephen Colegate, Erika Rasnick Manning, Anushka Palipana, Rhonda Szczesniak,</w:t>
+      </w:r>
+      <w:r>
+        <w:t xml:space="preserve"> </w:t>
+      </w:r>
+      <w:r>
+        <w:rPr>
+          <w:b/>
+          <w:bCs/>
+        </w:rPr>
+        <w:t xml:space="preserve">Cole Brokamp</w:t>
+      </w:r>
+      <w:r>
+        <w:t xml:space="preserve">. Racial and Socioeconomic Fairness of Area-Level Traffic-Related Air Pollution Measure Aggregation.</w:t>
+      </w:r>
+      <w:r>
+        <w:t xml:space="preserve"> </w:t>
+      </w:r>
+      <w:r>
+        <w:rPr>
+          <w:i/>
+          <w:iCs/>
+        </w:rPr>
+        <w:t xml:space="preserve">Journal of Racial and Ethnic Health Disparities</w:t>
+      </w:r>
+      <w:r>
         <w:t xml:space="preserve">. In Press. 2025.</w:t>
       </w:r>
     </w:p>
@@ -4958,27 +5142,33 @@
         </w:numPr>
       </w:pPr>
       <w:r>
-        <w:rPr>
-          <w:b/>
-          <w:bCs/>
-        </w:rPr>
-        <w:t xml:space="preserve">Cole Brokamp</w:t>
-      </w:r>
-      <w:r>
-        <w:t xml:space="preserve">, Sarah Ray, Qing Duan, Carson S Hartlage, Stuart Taylor, Erika Rasnick Manning, Ndidi I Unaka, Margaret N Jones, Joseph Michael, Adrienne W Henize, Andrew F Beck. Parcel-Level Housing Conditions and Pediatric Asthma Hospital Utilization.</w:t>
-      </w:r>
-      <w:r>
-        <w:t xml:space="preserve"> </w:t>
-      </w:r>
-      <w:r>
-        <w:rPr>
-          <w:i/>
-          <w:iCs/>
-        </w:rPr>
-        <w:t xml:space="preserve">Pediatrics</w:t>
-      </w:r>
-      <w:r>
-        <w:t xml:space="preserve">. e2024069375. 2025.</w:t>
+        <w:t xml:space="preserve">Stephen Colegate, Michael Seid, David Hartley, Aaron Flicker, Joseph Bruch, Joseph Michael, Mfonobong Udoko, Andrew F Beck,</w:t>
+      </w:r>
+      <w:r>
+        <w:t xml:space="preserve"> </w:t>
+      </w:r>
+      <w:r>
+        <w:rPr>
+          <w:b/>
+          <w:bCs/>
+        </w:rPr>
+        <w:t xml:space="preserve">Cole Brokamp</w:t>
+      </w:r>
+      <w:r>
+        <w:t xml:space="preserve">. Formulating and Evaluating Time Series Algorithms to Forecast Daily Asthma Hospital Admissions.</w:t>
+      </w:r>
+      <w:r>
+        <w:t xml:space="preserve"> </w:t>
+      </w:r>
+      <w:r>
+        <w:rPr>
+          <w:i/>
+          <w:iCs/>
+        </w:rPr>
+        <w:t xml:space="preserve">Journal of Clinical and Translational Science</w:t>
+      </w:r>
+      <w:r>
+        <w:t xml:space="preserve">. 9(1):e185. 2025.</w:t>
       </w:r>
     </w:p>
     <w:p>
@@ -4990,33 +5180,33 @@
         </w:numPr>
       </w:pPr>
       <w:r>
-        <w:t xml:space="preserve">Patrick H Ryan, Jeff Blossom,</w:t>
-      </w:r>
-      <w:r>
-        <w:t xml:space="preserve"> </w:t>
-      </w:r>
-      <w:r>
-        <w:rPr>
-          <w:b/>
-          <w:bCs/>
-        </w:rPr>
-        <w:t xml:space="preserve">Cole Brokamp</w:t>
-      </w:r>
-      <w:r>
-        <w:t xml:space="preserve">, Antonella Zanobetti, Diane R Gold. Integrating Geospatial Data With Birth Cohorts to Explore Social Determinants of Health and Asthma.</w:t>
-      </w:r>
-      <w:r>
-        <w:t xml:space="preserve"> </w:t>
-      </w:r>
-      <w:r>
-        <w:rPr>
-          <w:i/>
-          <w:iCs/>
-        </w:rPr>
-        <w:t xml:space="preserve">Journal of Allergy and Clinical Immunology</w:t>
-      </w:r>
-      <w:r>
-        <w:t xml:space="preserve">. In Press. 2025.</w:t>
+        <w:t xml:space="preserve">Harpreet Gill, Kevin Power, Catherine Jackson, Jared Johnson, Matthew Llewelyn, Kushal Vallambhatla, Natalie Kane, Jeffrey Thompson, Kelechi Anuforo,</w:t>
+      </w:r>
+      <w:r>
+        <w:t xml:space="preserve"> </w:t>
+      </w:r>
+      <w:r>
+        <w:rPr>
+          <w:b/>
+          <w:bCs/>
+        </w:rPr>
+        <w:t xml:space="preserve">Cole Brokamp</w:t>
+      </w:r>
+      <w:r>
+        <w:t xml:space="preserve">, Mark Hoffman. An Open-Source Application for Self-Service, Health Insurance and Portability Accountability Act-Compliant Geocoding.</w:t>
+      </w:r>
+      <w:r>
+        <w:t xml:space="preserve"> </w:t>
+      </w:r>
+      <w:r>
+        <w:rPr>
+          <w:i/>
+          <w:iCs/>
+        </w:rPr>
+        <w:t xml:space="preserve">Journal of Clinical and Translational Science</w:t>
+      </w:r>
+      <w:r>
+        <w:t xml:space="preserve">. 10(1):e17. 2026.</w:t>
       </w:r>
     </w:p>
     <w:p>
@@ -5028,33 +5218,33 @@
         </w:numPr>
       </w:pPr>
       <w:r>
-        <w:t xml:space="preserve">Clara G Zundel, Mackenna M Shampine, Alexander Jakubiec, Christine Lewis,</w:t>
-      </w:r>
-      <w:r>
-        <w:t xml:space="preserve"> </w:t>
-      </w:r>
-      <w:r>
-        <w:rPr>
-          <w:b/>
-          <w:bCs/>
-        </w:rPr>
-        <w:t xml:space="preserve">Cole Brokamp</w:t>
-      </w:r>
-      <w:r>
-        <w:t xml:space="preserve">, Jeffrey Robert Strawn, Tanja Jovanovic, Patrick H Ryan, Eric Andrew Woodcock, Zhao Yang, Michael Petriello, Hilary Marusak. Outdoor Air Pollution and Psychiatric Symptoms in Adolescents: A Study of Peripheral Inflammatory Marker Associations.</w:t>
-      </w:r>
-      <w:r>
-        <w:t xml:space="preserve"> </w:t>
-      </w:r>
-      <w:r>
-        <w:rPr>
-          <w:i/>
-          <w:iCs/>
-        </w:rPr>
-        <w:t xml:space="preserve">Front. Psychiatry</w:t>
-      </w:r>
-      <w:r>
-        <w:t xml:space="preserve">. Volume 16 - 2025. 2025.</w:t>
+        <w:t xml:space="preserve">Stephen Colegate, Erika Rasnick Manning, Andrew Vancil, Ziyun Wang, Marepalli Rao, Emrah Gecili, Anushka Palipana, Patrick Ryan, Rhonda Szczesniak,</w:t>
+      </w:r>
+      <w:r>
+        <w:t xml:space="preserve"> </w:t>
+      </w:r>
+      <w:r>
+        <w:rPr>
+          <w:b/>
+          <w:bCs/>
+        </w:rPr>
+        <w:t xml:space="preserve">Cole Brokamp</w:t>
+      </w:r>
+      <w:r>
+        <w:t xml:space="preserve">. Acute Exposure to Fine Ambient Particulate Matter and Pulmonary Exacerbations in Cystic Fibrosis: A Case-Crossover Study.</w:t>
+      </w:r>
+      <w:r>
+        <w:t xml:space="preserve"> </w:t>
+      </w:r>
+      <w:r>
+        <w:rPr>
+          <w:i/>
+          <w:iCs/>
+        </w:rPr>
+        <w:t xml:space="preserve">Atmospheric Environment: X</w:t>
+      </w:r>
+      <w:r>
+        <w:t xml:space="preserve">. 29:100414. 2026.</w:t>
       </w:r>
     </w:p>
     <w:p>
@@ -5066,33 +5256,27 @@
         </w:numPr>
       </w:pPr>
       <w:r>
-        <w:t xml:space="preserve">Zachary Pitkowsky, Andrew F Beck,</w:t>
-      </w:r>
-      <w:r>
-        <w:t xml:space="preserve"> </w:t>
-      </w:r>
-      <w:r>
-        <w:rPr>
-          <w:b/>
-          <w:bCs/>
-        </w:rPr>
-        <w:t xml:space="preserve">Cole Brokamp</w:t>
-      </w:r>
-      <w:r>
-        <w:t xml:space="preserve">, Carlie Myers. Association Between Air Pollution, Neighborhood Opportunity and Pediatric Intensive Care Unit Admissions in Acute Respiratory Illness.</w:t>
-      </w:r>
-      <w:r>
-        <w:t xml:space="preserve"> </w:t>
-      </w:r>
-      <w:r>
-        <w:rPr>
-          <w:i/>
-          <w:iCs/>
-        </w:rPr>
-        <w:t xml:space="preserve">Journal of Pediatrics</w:t>
-      </w:r>
-      <w:r>
-        <w:t xml:space="preserve">. In Press. 2025.</w:t>
+        <w:rPr>
+          <w:b/>
+          <w:bCs/>
+        </w:rPr>
+        <w:t xml:space="preserve">Cole Brokamp</w:t>
+      </w:r>
+      <w:r>
+        <w:t xml:space="preserve">, Carson Hartlage, Tiffany Mattingly, Pierce Kuhnell, Andrew Vancil, Andrew Beck, David Hartley. Building Enhanced Public Health Data Systems With a Situational Awareness and Learning Tool: Focus Group Study.</w:t>
+      </w:r>
+      <w:r>
+        <w:t xml:space="preserve"> </w:t>
+      </w:r>
+      <w:r>
+        <w:rPr>
+          <w:i/>
+          <w:iCs/>
+        </w:rPr>
+        <w:t xml:space="preserve">Online Journal of Public Health Informatics</w:t>
+      </w:r>
+      <w:r>
+        <w:t xml:space="preserve">. 18:e77379. 2026.</w:t>
       </w:r>
     </w:p>
     <w:p>
@@ -5104,33 +5288,33 @@
         </w:numPr>
       </w:pPr>
       <w:r>
-        <w:t xml:space="preserve">Andrew Vancil, Stephen Colegate, Erika Rasnick Manning, Anushka Palipana, Rhonda Szczesniak,</w:t>
-      </w:r>
-      <w:r>
-        <w:t xml:space="preserve"> </w:t>
-      </w:r>
-      <w:r>
-        <w:rPr>
-          <w:b/>
-          <w:bCs/>
-        </w:rPr>
-        <w:t xml:space="preserve">Cole Brokamp</w:t>
-      </w:r>
-      <w:r>
-        <w:t xml:space="preserve">. Racial and Socioeconomic Fairness of Area-Level Traffic-Related Air Pollution Measure Aggregation.</w:t>
-      </w:r>
-      <w:r>
-        <w:t xml:space="preserve"> </w:t>
-      </w:r>
-      <w:r>
-        <w:rPr>
-          <w:i/>
-          <w:iCs/>
-        </w:rPr>
-        <w:t xml:space="preserve">Journal of Racial and Ethnic Health Disparities</w:t>
-      </w:r>
-      <w:r>
-        <w:t xml:space="preserve">. In Press. 2025.</w:t>
+        <w:t xml:space="preserve">Carson Hartlage, Erika Rasnick Manning,</w:t>
+      </w:r>
+      <w:r>
+        <w:t xml:space="preserve"> </w:t>
+      </w:r>
+      <w:r>
+        <w:rPr>
+          <w:b/>
+          <w:bCs/>
+        </w:rPr>
+        <w:t xml:space="preserve">Cole Brokamp</w:t>
+      </w:r>
+      <w:r>
+        <w:t xml:space="preserve">. Evaluating Linkage Approaches for Address-Level Socioenvironmental Exposure Assessment.</w:t>
+      </w:r>
+      <w:r>
+        <w:t xml:space="preserve"> </w:t>
+      </w:r>
+      <w:r>
+        <w:rPr>
+          <w:i/>
+          <w:iCs/>
+        </w:rPr>
+        <w:t xml:space="preserve">AMIA Summits on Translational Science Proceedings</w:t>
+      </w:r>
+      <w:r>
+        <w:t xml:space="preserve">. In Press. 2026.</w:t>
       </w:r>
     </w:p>
     <w:p>
@@ -5142,20 +5326,20 @@
         </w:numPr>
       </w:pPr>
       <w:r>
-        <w:t xml:space="preserve">Stephen Colegate, Michael Seid, David Hartley, Aaron Flicker, Joseph Bruch, Joseph Michael, Mfonobong Udoko, Andrew F Beck,</w:t>
-      </w:r>
-      <w:r>
-        <w:t xml:space="preserve"> </w:t>
-      </w:r>
-      <w:r>
-        <w:rPr>
-          <w:b/>
-          <w:bCs/>
-        </w:rPr>
-        <w:t xml:space="preserve">Cole Brokamp</w:t>
-      </w:r>
-      <w:r>
-        <w:t xml:space="preserve">. Formulating and Evaluating Time Series Algorithms to Forecast Daily Asthma Hospital Admissions.</w:t>
+        <w:t xml:space="preserve">Carson Hartlage, Qing Duan, Erika Rasnick Manning, Judith Dexheimer, Andrew Beck,</w:t>
+      </w:r>
+      <w:r>
+        <w:t xml:space="preserve"> </w:t>
+      </w:r>
+      <w:r>
+        <w:rPr>
+          <w:b/>
+          <w:bCs/>
+        </w:rPr>
+        <w:t xml:space="preserve">Cole Brokamp</w:t>
+      </w:r>
+      <w:r>
+        <w:t xml:space="preserve">. Precision risk assessment for pediatric hospitalization using address-level data in Cincinnati, Ohio.</w:t>
       </w:r>
       <w:r>
         <w:t xml:space="preserve"> </w:t>
@@ -5168,7 +5352,7 @@
         <w:t xml:space="preserve">Journal of Clinical and Translational Science</w:t>
       </w:r>
       <w:r>
-        <w:t xml:space="preserve">. In Press. 2025.</w:t>
+        <w:t xml:space="preserve">. 10(1):e75. 2026.</w:t>
       </w:r>
     </w:p>
     <w:p>
@@ -5180,30 +5364,68 @@
         </w:numPr>
       </w:pPr>
       <w:r>
-        <w:t xml:space="preserve">Harpreet Gill, Kevin Power, Catherine Jackson, Jared Johnson, Matthew Llewelyn, Kushal Vallambhatla, Natalie Kane, Jeffrey Thompson, Kelechi Anuforo,</w:t>
-      </w:r>
-      <w:r>
-        <w:t xml:space="preserve"> </w:t>
-      </w:r>
-      <w:r>
-        <w:rPr>
-          <w:b/>
-          <w:bCs/>
-        </w:rPr>
-        <w:t xml:space="preserve">Cole Brokamp</w:t>
-      </w:r>
-      <w:r>
-        <w:t xml:space="preserve">, Mark Hoffman. An Open-Source Application for Self-Service, HIPAA-Compliant Geocoding.</w:t>
-      </w:r>
-      <w:r>
-        <w:t xml:space="preserve"> </w:t>
-      </w:r>
-      <w:r>
-        <w:rPr>
-          <w:i/>
-          <w:iCs/>
-        </w:rPr>
-        <w:t xml:space="preserve">Journal of Clinical and Translational Science</w:t>
+        <w:t xml:space="preserve">Stefany Lazieh, Jonathan Wang, Mohammed Ullah,</w:t>
+      </w:r>
+      <w:r>
+        <w:t xml:space="preserve"> </w:t>
+      </w:r>
+      <w:r>
+        <w:rPr>
+          <w:b/>
+          <w:bCs/>
+        </w:rPr>
+        <w:t xml:space="preserve">Cole Brokamp</w:t>
+      </w:r>
+      <w:r>
+        <w:t xml:space="preserve">, Andrew Lane, Nyall London, Nickolas Rowan, Wojciech Mydlarz, Murugappan Ramanathan. Association Between Chronic Ambient Fine Particulate Matter and Recurrence Risk in Sinonasal Inverted Papilloma.</w:t>
+      </w:r>
+      <w:r>
+        <w:t xml:space="preserve"> </w:t>
+      </w:r>
+      <w:r>
+        <w:rPr>
+          <w:i/>
+          <w:iCs/>
+        </w:rPr>
+        <w:t xml:space="preserve">International Forum of Allergy &amp; Rhinology</w:t>
+      </w:r>
+      <w:r>
+        <w:t xml:space="preserve">. 16(4):422-425. 2026.</w:t>
+      </w:r>
+    </w:p>
+    <w:p>
+      <w:pPr>
+        <w:pStyle w:val="Compact"/>
+        <w:numPr>
+          <w:ilvl w:val="0"/>
+          <w:numId w:val="1008"/>
+        </w:numPr>
+      </w:pPr>
+      <w:r>
+        <w:t xml:space="preserve">Abby Nerlinger,</w:t>
+      </w:r>
+      <w:r>
+        <w:t xml:space="preserve"> </w:t>
+      </w:r>
+      <w:r>
+        <w:rPr>
+          <w:b/>
+          <w:bCs/>
+        </w:rPr>
+        <w:t xml:space="preserve">Cole Brokamp</w:t>
+      </w:r>
+      <w:r>
+        <w:t xml:space="preserve">, William Swiatek, Alexander Koster, Andrew Beck. Climate Change and Pediatric Population Health Management.</w:t>
+      </w:r>
+      <w:r>
+        <w:t xml:space="preserve"> </w:t>
+      </w:r>
+      <w:r>
+        <w:rPr>
+          <w:i/>
+          <w:iCs/>
+        </w:rPr>
+        <w:t xml:space="preserve">Pediatric Clinics of North America</w:t>
       </w:r>
       <w:r>
         <w:t xml:space="preserve">. In Press. 2026.</w:t>
@@ -5218,33 +5440,33 @@
         </w:numPr>
       </w:pPr>
       <w:r>
-        <w:t xml:space="preserve">Stephen Colegate, Erika Rasnick Manning, Andrew Vancil, Ziyun Wang, Marepalli Rao, Emrah Gecili, Anushka Palipana, Patrick Ryan, Rhonda Szczesniak,</w:t>
-      </w:r>
-      <w:r>
-        <w:t xml:space="preserve"> </w:t>
-      </w:r>
-      <w:r>
-        <w:rPr>
-          <w:b/>
-          <w:bCs/>
-        </w:rPr>
-        <w:t xml:space="preserve">Cole Brokamp</w:t>
-      </w:r>
-      <w:r>
-        <w:t xml:space="preserve">. Acute Exposure to Fine Ambient Particulate Matter and Pulmonary Exacerbations in Cystic Fibrosis: A Case-Crossover Study.</w:t>
-      </w:r>
-      <w:r>
-        <w:t xml:space="preserve"> </w:t>
-      </w:r>
-      <w:r>
-        <w:rPr>
-          <w:i/>
-          <w:iCs/>
-        </w:rPr>
-        <w:t xml:space="preserve">Atmospheric Environment: X</w:t>
-      </w:r>
-      <w:r>
-        <w:t xml:space="preserve">. 29:100414. 2026.</w:t>
+        <w:t xml:space="preserve">Kyung Jung, Justin Vargas, Samrie Beshah, Jeffery Burkle, Erika Manning, Sheryl Rifas-Shiman, James Quinn,</w:t>
+      </w:r>
+      <w:r>
+        <w:t xml:space="preserve"> </w:t>
+      </w:r>
+      <w:r>
+        <w:rPr>
+          <w:b/>
+          <w:bCs/>
+        </w:rPr>
+        <w:t xml:space="preserve">Cole Brokamp</w:t>
+      </w:r>
+      <w:r>
+        <w:t xml:space="preserve">, Jeanette Stingone, Julie Herbstman, Rachel Miller, Emily Oken, Patrick Ryan, James Gern, Stephanie Lovinsky-Desir. Differences in socio-demographic and environmental exposures at home vs. school in the ECHO cohort.</w:t>
+      </w:r>
+      <w:r>
+        <w:t xml:space="preserve"> </w:t>
+      </w:r>
+      <w:r>
+        <w:rPr>
+          <w:i/>
+          <w:iCs/>
+        </w:rPr>
+        <w:t xml:space="preserve">Journal of Exposure Science &amp; Environmental Epidemiology</w:t>
+      </w:r>
+      <w:r>
+        <w:t xml:space="preserve">. In Press. 2026.</w:t>
       </w:r>
     </w:p>
     <w:p>
@@ -5256,228 +5478,6 @@
         </w:numPr>
       </w:pPr>
       <w:r>
-        <w:rPr>
-          <w:b/>
-          <w:bCs/>
-        </w:rPr>
-        <w:t xml:space="preserve">Cole Brokamp</w:t>
-      </w:r>
-      <w:r>
-        <w:t xml:space="preserve">, Carson Hartlage, Tiffany Mattingly, Pierce Kuhnell, Andrew Vancil, Andrew Beck, David Hartley. Building Enhanced Public Health Data Systems: A Situational Awareness and Learning Tool (SALT).</w:t>
-      </w:r>
-      <w:r>
-        <w:t xml:space="preserve"> </w:t>
-      </w:r>
-      <w:r>
-        <w:rPr>
-          <w:i/>
-          <w:iCs/>
-        </w:rPr>
-        <w:t xml:space="preserve">Online Journal of Public Health Informatics</w:t>
-      </w:r>
-      <w:r>
-        <w:t xml:space="preserve">. In Press. 2026.</w:t>
-      </w:r>
-    </w:p>
-    <w:p>
-      <w:pPr>
-        <w:pStyle w:val="Compact"/>
-        <w:numPr>
-          <w:ilvl w:val="0"/>
-          <w:numId w:val="1008"/>
-        </w:numPr>
-      </w:pPr>
-      <w:r>
-        <w:t xml:space="preserve">Carson Hartlage, Erika Rasnick Manning,</w:t>
-      </w:r>
-      <w:r>
-        <w:t xml:space="preserve"> </w:t>
-      </w:r>
-      <w:r>
-        <w:rPr>
-          <w:b/>
-          <w:bCs/>
-        </w:rPr>
-        <w:t xml:space="preserve">Cole Brokamp</w:t>
-      </w:r>
-      <w:r>
-        <w:t xml:space="preserve">. Evaluating Linkage Approaches for Address-Level Socioenvironmental Exposure Assessment.</w:t>
-      </w:r>
-      <w:r>
-        <w:t xml:space="preserve"> </w:t>
-      </w:r>
-      <w:r>
-        <w:rPr>
-          <w:i/>
-          <w:iCs/>
-        </w:rPr>
-        <w:t xml:space="preserve">AMIA Summits on Translational Science Proceedings</w:t>
-      </w:r>
-      <w:r>
-        <w:t xml:space="preserve">. In Press. 2026.</w:t>
-      </w:r>
-    </w:p>
-    <w:p>
-      <w:pPr>
-        <w:pStyle w:val="Compact"/>
-        <w:numPr>
-          <w:ilvl w:val="0"/>
-          <w:numId w:val="1008"/>
-        </w:numPr>
-      </w:pPr>
-      <w:r>
-        <w:t xml:space="preserve">Carson Hartlage, Qing Duan, Erika Rasnick Manning, Judith Dexheimer, Andrew Beck,</w:t>
-      </w:r>
-      <w:r>
-        <w:t xml:space="preserve"> </w:t>
-      </w:r>
-      <w:r>
-        <w:rPr>
-          <w:b/>
-          <w:bCs/>
-        </w:rPr>
-        <w:t xml:space="preserve">Cole Brokamp</w:t>
-      </w:r>
-      <w:r>
-        <w:t xml:space="preserve">. Precision risk assessment for pediatric hospitalization using address-level data in Cincinnati, Ohio.</w:t>
-      </w:r>
-      <w:r>
-        <w:t xml:space="preserve"> </w:t>
-      </w:r>
-      <w:r>
-        <w:rPr>
-          <w:i/>
-          <w:iCs/>
-        </w:rPr>
-        <w:t xml:space="preserve">Journal of Clinical and Translational Science</w:t>
-      </w:r>
-      <w:r>
-        <w:t xml:space="preserve">. In Press. 2026.</w:t>
-      </w:r>
-    </w:p>
-    <w:p>
-      <w:pPr>
-        <w:pStyle w:val="Compact"/>
-        <w:numPr>
-          <w:ilvl w:val="0"/>
-          <w:numId w:val="1008"/>
-        </w:numPr>
-      </w:pPr>
-      <w:r>
-        <w:t xml:space="preserve">Stefany Lazieh, Jonathan Wang, Mohammed Ullah,</w:t>
-      </w:r>
-      <w:r>
-        <w:t xml:space="preserve"> </w:t>
-      </w:r>
-      <w:r>
-        <w:rPr>
-          <w:b/>
-          <w:bCs/>
-        </w:rPr>
-        <w:t xml:space="preserve">Cole Brokamp</w:t>
-      </w:r>
-      <w:r>
-        <w:t xml:space="preserve">, Andrew Lane, Nyall London, Nickolas Rowan, Wojciech Mydlarz, Murugappan Ramanathan. Association Between Chronic Ambient Fine Particulate Matter and Recurrence Risk in Sinonasal Inverted Papilloma.</w:t>
-      </w:r>
-      <w:r>
-        <w:t xml:space="preserve"> </w:t>
-      </w:r>
-      <w:r>
-        <w:rPr>
-          <w:i/>
-          <w:iCs/>
-        </w:rPr>
-        <w:t xml:space="preserve">Int Forum Allergy Rhinol</w:t>
-      </w:r>
-      <w:r>
-        <w:t xml:space="preserve">. In Press. 2026.</w:t>
-      </w:r>
-    </w:p>
-    <w:p>
-      <w:pPr>
-        <w:pStyle w:val="Compact"/>
-        <w:numPr>
-          <w:ilvl w:val="0"/>
-          <w:numId w:val="1008"/>
-        </w:numPr>
-      </w:pPr>
-      <w:r>
-        <w:t xml:space="preserve">Abby Nerlinger,</w:t>
-      </w:r>
-      <w:r>
-        <w:t xml:space="preserve"> </w:t>
-      </w:r>
-      <w:r>
-        <w:rPr>
-          <w:b/>
-          <w:bCs/>
-        </w:rPr>
-        <w:t xml:space="preserve">Cole Brokamp</w:t>
-      </w:r>
-      <w:r>
-        <w:t xml:space="preserve">, William Swiatek, Alexander Koster, Andrew Beck. Climate Change and Pediatric Population Health Management.</w:t>
-      </w:r>
-      <w:r>
-        <w:t xml:space="preserve"> </w:t>
-      </w:r>
-      <w:r>
-        <w:rPr>
-          <w:i/>
-          <w:iCs/>
-        </w:rPr>
-        <w:t xml:space="preserve">Pediatric Clinics</w:t>
-      </w:r>
-      <w:r>
-        <w:t xml:space="preserve">. In Press. 2026.</w:t>
-      </w:r>
-    </w:p>
-    <w:p>
-      <w:pPr>
-        <w:pStyle w:val="Compact"/>
-        <w:numPr>
-          <w:ilvl w:val="0"/>
-          <w:numId w:val="1008"/>
-        </w:numPr>
-      </w:pPr>
-      <w:r>
-        <w:t xml:space="preserve">Kyung Jung, Justin Vargas, Samrie Beshah, Jeffery Burkle, Erika Manning, Sheryl Rifas-Shiman, James Quinn,</w:t>
-      </w:r>
-      <w:r>
-        <w:t xml:space="preserve"> </w:t>
-      </w:r>
-      <w:r>
-        <w:rPr>
-          <w:b/>
-          <w:bCs/>
-        </w:rPr>
-        <w:t xml:space="preserve">Cole Brokamp</w:t>
-      </w:r>
-      <w:r>
-        <w:t xml:space="preserve">, Jeanette Stingone, Julie Herbstman, Rachel Miller, Emily Oken, Patrick Ryan, James Gern, Stephanie Lovinsky-Desir. Differences in socio-demographic and environmental exposures at home vs. school in the ECHO cohort.</w:t>
-      </w:r>
-      <w:r>
-        <w:t xml:space="preserve"> </w:t>
-      </w:r>
-      <w:r>
-        <w:rPr>
-          <w:i/>
-          <w:iCs/>
-        </w:rPr>
-        <w:t xml:space="preserve">Journal of Exposure Science &amp; Environmental Epidemiology</w:t>
-      </w:r>
-      <w:r>
-        <w:t xml:space="preserve">. In Press. 2026.</w:t>
-      </w:r>
-    </w:p>
-    <w:p>
-      <w:pPr>
-        <w:pStyle w:val="Compact"/>
-        <w:numPr>
-          <w:ilvl w:val="0"/>
-          <w:numId w:val="1008"/>
-        </w:numPr>
-      </w:pPr>
-      <w:r>
         <w:t xml:space="preserve">Eric Lee, Sanghyun Choo, Dakotah Maguire, Abhishek Shivanna, Daniel Santel, Surbhi Bhatnagar, Ian Goethert, Kelly Patterson, Jay Gholap, Heidi Hanson, Mayanka Chandrashekar, Robert Ammerman, John Pestian, Tracy Glauser,</w:t>
       </w:r>
       <w:r>
@@ -5491,7 +5491,7 @@
         <w:t xml:space="preserve">Cole Brokamp</w:t>
       </w:r>
       <w:r>
-        <w:t xml:space="preserve">, Jeffrey Strawn, Anuj Kapadia, Greeshma Agasthya. Comparing Machine and Deep Learning MOdels for Pediatric Anxiety Classification using Structured EHRs and Area-based Measures of Health Data.</w:t>
+        <w:t xml:space="preserve">, Jeffrey Strawn, Anuj Kapadia, Greeshma Agasthya. Comparing Machine and Deep Learning Models for Pediatric Anxiety Classification using Structured EHRs and Area-based Measures of Health Data.</w:t>
       </w:r>
       <w:r>
         <w:t xml:space="preserve"> </w:t>
@@ -5504,7 +5504,7 @@
         <w:t xml:space="preserve">PLOS ONE</w:t>
       </w:r>
       <w:r>
-        <w:t xml:space="preserve">. In Press. 2026.</w:t>
+        <w:t xml:space="preserve">. 21(5):e0324673. 2026.</w:t>
       </w:r>
     </w:p>
     <w:bookmarkEnd w:id="35"/>
@@ -6823,6 +6823,44 @@
       </w:r>
       <w:r>
         <w:t xml:space="preserve">. Atlanta, GA. 2025.</w:t>
+      </w:r>
+    </w:p>
+    <w:p>
+      <w:pPr>
+        <w:pStyle w:val="Compact"/>
+        <w:numPr>
+          <w:ilvl w:val="0"/>
+          <w:numId w:val="1011"/>
+        </w:numPr>
+      </w:pPr>
+      <w:r>
+        <w:t xml:space="preserve">Carson S Hartlage*, Teresa Pestian, Barbara Giambra, Andrew F Beck,</w:t>
+      </w:r>
+      <w:r>
+        <w:t xml:space="preserve"> </w:t>
+      </w:r>
+      <w:r>
+        <w:rPr>
+          <w:b/>
+          <w:bCs/>
+        </w:rPr>
+        <w:t xml:space="preserve">Cole Brokamp</w:t>
+      </w:r>
+      <w:r>
+        <w:t xml:space="preserve">. Using Hyperlocal Geospatial Data to Support Pediatric Health Care: A Qualitative Study.</w:t>
+      </w:r>
+      <w:r>
+        <w:t xml:space="preserve"> </w:t>
+      </w:r>
+      <w:r>
+        <w:rPr>
+          <w:i/>
+          <w:iCs/>
+        </w:rPr>
+        <w:t xml:space="preserve">American Medical Informatics Association Annual Symposium</w:t>
+      </w:r>
+      <w:r>
+        <w:t xml:space="preserve">. 2026. 2027.</w:t>
       </w:r>
     </w:p>
     <w:bookmarkEnd w:id="39"/>
@@ -9778,7 +9816,7 @@
         <w:pStyle w:val="BodyText"/>
       </w:pPr>
       <w:r>
-        <w:t xml:space="preserve">Date of Preparation: 2026-05-01</w:t>
+        <w:t xml:space="preserve">Date of Preparation: 2026-06-02</w:t>
       </w:r>
     </w:p>
     <w:bookmarkEnd w:id="58"/>

--- a/out/peds-cv-brokamp.docx
+++ b/out/peds-cv-brokamp.docx
@@ -9816,7 +9816,7 @@
         <w:pStyle w:val="BodyText"/>
       </w:pPr>
       <w:r>
-        <w:t xml:space="preserve">Date of Preparation: 2026-06-02</w:t>
+        <w:t xml:space="preserve">Date of Preparation: 2026-06-17</w:t>
       </w:r>
     </w:p>
     <w:bookmarkEnd w:id="58"/>

--- a/out/peds-cv-brokamp.docx
+++ b/out/peds-cv-brokamp.docx
@@ -5314,7 +5314,7 @@
         <w:t xml:space="preserve">AMIA Summits on Translational Science Proceedings</w:t>
       </w:r>
       <w:r>
-        <w:t xml:space="preserve">. In Press. 2026.</w:t>
+        <w:t xml:space="preserve">. 183–192. 2026.</w:t>
       </w:r>
     </w:p>
     <w:p>
@@ -9816,7 +9816,7 @@
         <w:pStyle w:val="BodyText"/>
       </w:pPr>
       <w:r>
-        <w:t xml:space="preserve">Date of Preparation: 2026-06-17</w:t>
+        <w:t xml:space="preserve">Date of Preparation: 2026-06-29</w:t>
       </w:r>
     </w:p>
     <w:bookmarkEnd w:id="58"/>
